--- a/納品レポート/ホテル別レポート/チサンホテル浜松町_口コミ分析改善レポート.docx
+++ b/納品レポート/ホテル別レポート/チサンホテル浜松町_口コミ分析改善レポート.docx
@@ -111,7 +111,7 @@
           <w:sz w:val="20"/>
           <w:szCs w:val="20"/>
         </w:rPr>
-        <w:t xml:space="preserve">対象サイト：楽天トラベル / Google / Agoda / じゃらん / Booking.com</w:t>
+        <w:t xml:space="preserve">対象サイト：Agoda / Booking.com / Google / じゃらん / 楽天トラベル</w:t>
       </w:r>
     </w:p>
     <w:p>
@@ -131,7 +131,7 @@
           <w:sz w:val="20"/>
           <w:szCs w:val="20"/>
         </w:rPr>
-        <w:t xml:space="preserve">作成日：2026年3月7日</w:t>
+        <w:t xml:space="preserve">作成日：2026年3月28日</w:t>
       </w:r>
     </w:p>
     <w:p>
@@ -189,7 +189,7 @@
           <w:sz w:val="21"/>
           <w:szCs w:val="21"/>
         </w:rPr>
-        <w:t xml:space="preserve">2026年2月〜3月に各OTAサイト・口コミサイトに投稿された47件のレビューを包括的に分析しました。当ホテルは全体平均7.15点（10点換算）で中程度の水準にあり、強みを活かした戦略的改善が求められます。</w:t>
+        <w:t xml:space="preserve">2026年2月〜3月に各OTAサイト・口コミサイトに投稿された47件のレビューを包括的に分析しました。以下が主要な発見事項です。</w:t>
       </w:r>
     </w:p>
     <w:p>
@@ -225,7 +225,7 @@
               <w:bottom w:val="none" w:sz="0"/>
               <w:right w:val="single" w:color="DDDDDD" w:sz="1"/>
             </w:tcBorders>
-            <w:shd w:fill="D5E8F0" w:val="clear"/>
+            <w:shd w:fill="FFF3E0" w:val="clear"/>
             <w:tcMar>
               <w:top w:type="dxa" w:w="160"/>
               <w:left w:type="dxa" w:w="200"/>
@@ -245,19 +245,19 @@
                 <w:sz w:val="18"/>
                 <w:szCs w:val="18"/>
               </w:rPr>
-              <w:t xml:space="preserve">全体平均評価(10pt)</w:t>
-            </w:r>
-          </w:p>
-          <w:p>
-            <w:pPr>
-              <w:jc w:val="center"/>
-            </w:pPr>
-            <w:r>
-              <w:rPr>
-                <w:rFonts w:ascii="Arial" w:cs="Arial" w:eastAsia="Arial" w:hAnsi="Arial"/>
-                <w:b/>
-                <w:bCs/>
-                <w:color w:val="2E75B6"/>
+              <w:t xml:space="preserve">全体平均(10pt換算)</w:t>
+            </w:r>
+          </w:p>
+          <w:p>
+            <w:pPr>
+              <w:jc w:val="center"/>
+            </w:pPr>
+            <w:r>
+              <w:rPr>
+                <w:rFonts w:ascii="Arial" w:cs="Arial" w:eastAsia="Arial" w:hAnsi="Arial"/>
+                <w:b/>
+                <w:bCs/>
+                <w:color w:val="E67E22"/>
                 <w:sz w:val="36"/>
                 <w:szCs w:val="36"/>
               </w:rPr>
@@ -323,7 +323,7 @@
               <w:bottom w:val="none" w:sz="0"/>
               <w:right w:val="single" w:color="DDDDDD" w:sz="1"/>
             </w:tcBorders>
-            <w:shd w:fill="FFF3E0" w:val="clear"/>
+            <w:shd w:fill="FDEDEC" w:val="clear"/>
             <w:tcMar>
               <w:top w:type="dxa" w:w="160"/>
               <w:left w:type="dxa" w:w="200"/>
@@ -355,7 +355,7 @@
                 <w:rFonts w:ascii="Arial" w:cs="Arial" w:eastAsia="Arial" w:hAnsi="Arial"/>
                 <w:b/>
                 <w:bCs/>
-                <w:color w:val="E67E22"/>
+                <w:color w:val="C0392B"/>
                 <w:sz w:val="36"/>
                 <w:szCs w:val="36"/>
               </w:rPr>
@@ -448,7 +448,7 @@
           <w:sz w:val="21"/>
           <w:szCs w:val="21"/>
         </w:rPr>
-        <w:t xml:space="preserve">当ホテルは10点換算で全体平均7.15点と、概ね中程度の評価水準にあります。高評価率59.6%は過半数の宿泊客が満足していることを示しており、基本的な宿泊体験は一定の水準を維持しています。</w:t>
+        <w:t xml:space="preserve">全体平均は10点換算で7.15点（要改善）。Agoda（8.67点）とBooking.com（8.0点）では良好な評価を得ている一方、Googleで6.17点（要改善）、じゃらんで6.86点（要改善）と国内サイトでの評価が大きく引き下げを招いています。高評価率59.6%は達成しているものの、低評価率が21.3%と高く、改善の余地が大きい状況です。</w:t>
       </w:r>
     </w:p>
     <w:p>
@@ -463,22 +463,7 @@
           <w:sz w:val="21"/>
           <w:szCs w:val="21"/>
         </w:rPr>
-        <w:t xml:space="preserve">海外OTA（Agoda 8.67点、Booking.com 8.00点）では高い評価を得ている一方、国内サイトはGoogle（3.08/5点＝6.17/10点換算）が最も低く、じゃらん（3.43/5点＝6.86/10点換算）、楽天トラベル（3.53/5点＝7.06/10点換算）と続きます。国内サイトの評価底上げが全体平均向上の鍵です。</w:t>
-      </w:r>
-    </w:p>
-    <w:p>
-      <w:pPr>
-        <w:spacing w:after="120" w:line="320"/>
-        <w:jc w:val="left"/>
-      </w:pPr>
-      <w:r>
-        <w:rPr>
-          <w:rFonts w:ascii="Arial" w:cs="Arial" w:eastAsia="Arial" w:hAnsi="Arial"/>
-          <w:color w:val="333333"/>
-          <w:sz w:val="21"/>
-          <w:szCs w:val="21"/>
-        </w:rPr>
-        <w:t xml:space="preserve">なお、海外OTA（Agoda/Booking.com）は10点満点、国内サイト（楽天トラベル/じゃらん/Google）は5点満点という異なる評価尺度を使用しています。本レポートでは5点満点の評価を2倍して10点満点に換算し、統一的な比較を行っています。</w:t>
+        <w:t xml:space="preserve">最大の課題は設備の老朽化（10件）と騒音問題（8件）で、線路側客室での電車騒音が繰り返し指摘されています。一方で立地・アクセス（18件）とコスパ（8件）への評価は高く、「古いが価格に見合っている」「立地が良いので選んだ」という評価がリピーターを維持しています。</w:t>
       </w:r>
     </w:p>
     <w:p>
@@ -557,7 +542,7 @@
                 <w:sz w:val="20"/>
                 <w:szCs w:val="20"/>
               </w:rPr>
-              <w:t xml:space="preserve">立地の利便性（16件）、コスパ（12件）、清潔感（10件）。基盤は健在</w:t>
+              <w:t xml:space="preserve">立地・アクセス（18件）が最大の強みで、浜松町・ゆりかもめ沿線の利便性が高く評価されています。コスパ感（8件）も支持層の維持に貢献。</w:t>
             </w:r>
           </w:p>
           <w:p>
@@ -582,7 +567,7 @@
                 <w:sz w:val="20"/>
                 <w:szCs w:val="20"/>
               </w:rPr>
-              <w:t xml:space="preserve">設備老朽化（10件）、騒音・防音（9件）、水回り（6件）、清掃（5件）</w:t>
+              <w:t xml:space="preserve">設備の老朽化（10件）と騒音問題（8件）が最重要課題。低評価率21.3%の主要因であり、早急な対応が必要。</w:t>
             </w:r>
           </w:p>
           <w:p>
@@ -604,7 +589,7 @@
                 <w:sz w:val="20"/>
                 <w:szCs w:val="20"/>
               </w:rPr>
-              <w:t xml:space="preserve">朝食の好評（7件）・立地の強みを活かし、Google評価改善とOTA最適化で全体水準の底上げが可能</w:t>
+              <w:t xml:space="preserve">老朽化した設備のリノベーションと防音対策を実施することで、Googleスコアを6.17点から7.5点以上に改善するポテンシャルがある。</w:t>
             </w:r>
           </w:p>
         </w:tc>
@@ -661,7 +646,7 @@
           <w:sz w:val="21"/>
           <w:szCs w:val="21"/>
         </w:rPr>
-        <w:t xml:space="preserve">各予約サイトの評価基準が異なります。海外OTA（Booking.com/Agoda）は10点満点、国内サイト（楽天トラベル/じゃらん/Google）は5点満点です。公平な比較のため10点換算値を併記します。</w:t>
+        <w:t xml:space="preserve">各予約サイトの評価基準が異なる点に留意が必要です。海外OTA（Agoda/Booking.com）は10点満点、国内サイト（じゃらん/楽天トラベル/Google）は5点満点のため、統一比較のため10点換算（5点満点×2）を行いました。</w:t>
       </w:r>
     </w:p>
     <w:p>
@@ -682,17 +667,18 @@
         </w:tblBorders>
       </w:tblPr>
       <w:tblGrid>
-        <w:gridCol w:w="2000"/>
-        <w:gridCol w:w="1000"/>
-        <w:gridCol w:w="1500"/>
-        <w:gridCol w:w="1000"/>
+        <w:gridCol w:w="1800"/>
+        <w:gridCol w:w="900"/>
+        <w:gridCol w:w="1300"/>
+        <w:gridCol w:w="900"/>
+        <w:gridCol w:w="1300"/>
         <w:gridCol w:w="1526"/>
-        <w:gridCol w:w="1000"/>
+        <w:gridCol w:w="1300"/>
       </w:tblGrid>
       <w:tr>
         <w:tc>
           <w:tcPr>
-            <w:tcW w:type="dxa" w:w="2000"/>
+            <w:tcW w:type="dxa" w:w="1800"/>
             <w:tcBorders>
               <w:top w:val="single" w:color="CCCCCC" w:sz="1"/>
               <w:left w:val="single" w:color="CCCCCC" w:sz="1"/>
@@ -727,7 +713,7 @@
         </w:tc>
         <w:tc>
           <w:tcPr>
-            <w:tcW w:type="dxa" w:w="1000"/>
+            <w:tcW w:type="dxa" w:w="900"/>
             <w:tcBorders>
               <w:top w:val="single" w:color="CCCCCC" w:sz="1"/>
               <w:left w:val="single" w:color="CCCCCC" w:sz="1"/>
@@ -762,7 +748,7 @@
         </w:tc>
         <w:tc>
           <w:tcPr>
-            <w:tcW w:type="dxa" w:w="1500"/>
+            <w:tcW w:type="dxa" w:w="1300"/>
             <w:tcBorders>
               <w:top w:val="single" w:color="CCCCCC" w:sz="1"/>
               <w:left w:val="single" w:color="CCCCCC" w:sz="1"/>
@@ -791,13 +777,13 @@
                 <w:sz w:val="20"/>
                 <w:szCs w:val="20"/>
               </w:rPr>
-              <w:t xml:space="preserve">平均評価</w:t>
-            </w:r>
-          </w:p>
-        </w:tc>
-        <w:tc>
-          <w:tcPr>
-            <w:tcW w:type="dxa" w:w="1000"/>
+              <w:t xml:space="preserve">ネイティブ平均</w:t>
+            </w:r>
+          </w:p>
+        </w:tc>
+        <w:tc>
+          <w:tcPr>
+            <w:tcW w:type="dxa" w:w="900"/>
             <w:tcBorders>
               <w:top w:val="single" w:color="CCCCCC" w:sz="1"/>
               <w:left w:val="single" w:color="CCCCCC" w:sz="1"/>
@@ -832,6 +818,41 @@
         </w:tc>
         <w:tc>
           <w:tcPr>
+            <w:tcW w:type="dxa" w:w="1300"/>
+            <w:tcBorders>
+              <w:top w:val="single" w:color="CCCCCC" w:sz="1"/>
+              <w:left w:val="single" w:color="CCCCCC" w:sz="1"/>
+              <w:bottom w:val="single" w:color="CCCCCC" w:sz="1"/>
+              <w:right w:val="single" w:color="CCCCCC" w:sz="1"/>
+            </w:tcBorders>
+            <w:shd w:fill="1B3A5C" w:val="clear"/>
+            <w:tcMar>
+              <w:top w:type="dxa" w:w="80"/>
+              <w:left w:type="dxa" w:w="120"/>
+              <w:bottom w:type="dxa" w:w="80"/>
+              <w:right w:type="dxa" w:w="120"/>
+            </w:tcMar>
+            <w:vAlign w:val="center"/>
+          </w:tcPr>
+          <w:p>
+            <w:pPr>
+              <w:jc w:val="center"/>
+            </w:pPr>
+            <w:r>
+              <w:rPr>
+                <w:rFonts w:ascii="Arial" w:cs="Arial" w:eastAsia="Arial" w:hAnsi="Arial"/>
+                <w:b/>
+                <w:bCs/>
+                <w:color w:val="FFFFFF"/>
+                <w:sz w:val="20"/>
+                <w:szCs w:val="20"/>
+              </w:rPr>
+              <w:t xml:space="preserve">10pt換算</w:t>
+            </w:r>
+          </w:p>
+        </w:tc>
+        <w:tc>
+          <w:tcPr>
             <w:tcW w:type="dxa" w:w="1526"/>
             <w:tcBorders>
               <w:top w:val="single" w:color="CCCCCC" w:sz="1"/>
@@ -861,13 +882,13 @@
                 <w:sz w:val="20"/>
                 <w:szCs w:val="20"/>
               </w:rPr>
-              <w:t xml:space="preserve">10点換算</w:t>
-            </w:r>
-          </w:p>
-        </w:tc>
-        <w:tc>
-          <w:tcPr>
-            <w:tcW w:type="dxa" w:w="1000"/>
+              <w:t xml:space="preserve">中央値(10pt)</w:t>
+            </w:r>
+          </w:p>
+        </w:tc>
+        <w:tc>
+          <w:tcPr>
+            <w:tcW w:type="dxa" w:w="1300"/>
             <w:tcBorders>
               <w:top w:val="single" w:color="CCCCCC" w:sz="1"/>
               <w:left w:val="single" w:color="CCCCCC" w:sz="1"/>
@@ -904,7 +925,7 @@
       <w:tr>
         <w:tc>
           <w:tcPr>
-            <w:tcW w:type="dxa" w:w="2000"/>
+            <w:tcW w:type="dxa" w:w="1800"/>
             <w:tcBorders>
               <w:top w:val="single" w:color="CCCCCC" w:sz="1"/>
               <w:left w:val="single" w:color="CCCCCC" w:sz="1"/>
@@ -938,7 +959,7 @@
         </w:tc>
         <w:tc>
           <w:tcPr>
-            <w:tcW w:type="dxa" w:w="1000"/>
+            <w:tcW w:type="dxa" w:w="900"/>
             <w:tcBorders>
               <w:top w:val="single" w:color="CCCCCC" w:sz="1"/>
               <w:left w:val="single" w:color="CCCCCC" w:sz="1"/>
@@ -972,31 +993,31 @@
         </w:tc>
         <w:tc>
           <w:tcPr>
-            <w:tcW w:type="dxa" w:w="1500"/>
-            <w:tcBorders>
-              <w:top w:val="single" w:color="CCCCCC" w:sz="1"/>
-              <w:left w:val="single" w:color="CCCCCC" w:sz="1"/>
-              <w:bottom w:val="single" w:color="CCCCCC" w:sz="1"/>
-              <w:right w:val="single" w:color="CCCCCC" w:sz="1"/>
-            </w:tcBorders>
-            <w:tcMar>
-              <w:top w:type="dxa" w:w="80"/>
-              <w:left w:type="dxa" w:w="120"/>
-              <w:bottom w:type="dxa" w:w="80"/>
-              <w:right w:type="dxa" w:w="120"/>
-            </w:tcMar>
-            <w:vAlign w:val="center"/>
-          </w:tcPr>
-          <w:p>
-            <w:pPr>
-              <w:jc w:val="center"/>
-            </w:pPr>
-            <w:r>
-              <w:rPr>
-                <w:rFonts w:ascii="Arial" w:cs="Arial" w:eastAsia="Arial" w:hAnsi="Arial"/>
-                <w:b/>
-                <w:bCs/>
-                <w:color w:val="27AE60"/>
+            <w:tcW w:type="dxa" w:w="1300"/>
+            <w:tcBorders>
+              <w:top w:val="single" w:color="CCCCCC" w:sz="1"/>
+              <w:left w:val="single" w:color="CCCCCC" w:sz="1"/>
+              <w:bottom w:val="single" w:color="CCCCCC" w:sz="1"/>
+              <w:right w:val="single" w:color="CCCCCC" w:sz="1"/>
+            </w:tcBorders>
+            <w:tcMar>
+              <w:top w:type="dxa" w:w="80"/>
+              <w:left w:type="dxa" w:w="120"/>
+              <w:bottom w:type="dxa" w:w="80"/>
+              <w:right w:type="dxa" w:w="120"/>
+            </w:tcMar>
+            <w:vAlign w:val="center"/>
+          </w:tcPr>
+          <w:p>
+            <w:pPr>
+              <w:jc w:val="center"/>
+            </w:pPr>
+            <w:r>
+              <w:rPr>
+                <w:rFonts w:ascii="Arial" w:cs="Arial" w:eastAsia="Arial" w:hAnsi="Arial"/>
+                <w:b/>
+                <w:bCs/>
+                <w:color w:val="333333"/>
                 <w:sz w:val="20"/>
                 <w:szCs w:val="20"/>
               </w:rPr>
@@ -1006,7 +1027,7 @@
         </w:tc>
         <w:tc>
           <w:tcPr>
-            <w:tcW w:type="dxa" w:w="1000"/>
+            <w:tcW w:type="dxa" w:w="900"/>
             <w:tcBorders>
               <w:top w:val="single" w:color="CCCCCC" w:sz="1"/>
               <w:left w:val="single" w:color="CCCCCC" w:sz="1"/>
@@ -1040,6 +1061,40 @@
         </w:tc>
         <w:tc>
           <w:tcPr>
+            <w:tcW w:type="dxa" w:w="1300"/>
+            <w:tcBorders>
+              <w:top w:val="single" w:color="CCCCCC" w:sz="1"/>
+              <w:left w:val="single" w:color="CCCCCC" w:sz="1"/>
+              <w:bottom w:val="single" w:color="CCCCCC" w:sz="1"/>
+              <w:right w:val="single" w:color="CCCCCC" w:sz="1"/>
+            </w:tcBorders>
+            <w:tcMar>
+              <w:top w:type="dxa" w:w="80"/>
+              <w:left w:type="dxa" w:w="120"/>
+              <w:bottom w:type="dxa" w:w="80"/>
+              <w:right w:type="dxa" w:w="120"/>
+            </w:tcMar>
+            <w:vAlign w:val="center"/>
+          </w:tcPr>
+          <w:p>
+            <w:pPr>
+              <w:jc w:val="center"/>
+            </w:pPr>
+            <w:r>
+              <w:rPr>
+                <w:rFonts w:ascii="Arial" w:cs="Arial" w:eastAsia="Arial" w:hAnsi="Arial"/>
+                <w:b/>
+                <w:bCs/>
+                <w:color w:val="27AE60"/>
+                <w:sz w:val="20"/>
+                <w:szCs w:val="20"/>
+              </w:rPr>
+              <w:t xml:space="preserve">8.67</w:t>
+            </w:r>
+          </w:p>
+        </w:tc>
+        <w:tc>
+          <w:tcPr>
             <w:tcW w:type="dxa" w:w="1526"/>
             <w:tcBorders>
               <w:top w:val="single" w:color="CCCCCC" w:sz="1"/>
@@ -1062,19 +1117,19 @@
             <w:r>
               <w:rPr>
                 <w:rFonts w:ascii="Arial" w:cs="Arial" w:eastAsia="Arial" w:hAnsi="Arial"/>
-                <w:b/>
-                <w:bCs/>
-                <w:color w:val="27AE60"/>
-                <w:sz w:val="20"/>
-                <w:szCs w:val="20"/>
-              </w:rPr>
-              <w:t xml:space="preserve">8.67</w:t>
-            </w:r>
-          </w:p>
-        </w:tc>
-        <w:tc>
-          <w:tcPr>
-            <w:tcW w:type="dxa" w:w="1000"/>
+                <w:b w:val="false"/>
+                <w:bCs w:val="false"/>
+                <w:color w:val="333333"/>
+                <w:sz w:val="20"/>
+                <w:szCs w:val="20"/>
+              </w:rPr>
+              <w:t xml:space="preserve">9.0</w:t>
+            </w:r>
+          </w:p>
+        </w:tc>
+        <w:tc>
+          <w:tcPr>
+            <w:tcW w:type="dxa" w:w="1300"/>
             <w:tcBorders>
               <w:top w:val="single" w:color="CCCCCC" w:sz="1"/>
               <w:left w:val="single" w:color="CCCCCC" w:sz="1"/>
@@ -1110,7 +1165,7 @@
       <w:tr>
         <w:tc>
           <w:tcPr>
-            <w:tcW w:type="dxa" w:w="2000"/>
+            <w:tcW w:type="dxa" w:w="1800"/>
             <w:tcBorders>
               <w:top w:val="single" w:color="CCCCCC" w:sz="1"/>
               <w:left w:val="single" w:color="CCCCCC" w:sz="1"/>
@@ -1145,7 +1200,7 @@
         </w:tc>
         <w:tc>
           <w:tcPr>
-            <w:tcW w:type="dxa" w:w="1000"/>
+            <w:tcW w:type="dxa" w:w="900"/>
             <w:tcBorders>
               <w:top w:val="single" w:color="CCCCCC" w:sz="1"/>
               <w:left w:val="single" w:color="CCCCCC" w:sz="1"/>
@@ -1180,7 +1235,7 @@
         </w:tc>
         <w:tc>
           <w:tcPr>
-            <w:tcW w:type="dxa" w:w="1500"/>
+            <w:tcW w:type="dxa" w:w="1300"/>
             <w:tcBorders>
               <w:top w:val="single" w:color="CCCCCC" w:sz="1"/>
               <w:left w:val="single" w:color="CCCCCC" w:sz="1"/>
@@ -1205,7 +1260,7 @@
                 <w:rFonts w:ascii="Arial" w:cs="Arial" w:eastAsia="Arial" w:hAnsi="Arial"/>
                 <w:b/>
                 <w:bCs/>
-                <w:color w:val="27AE60"/>
+                <w:color w:val="333333"/>
                 <w:sz w:val="20"/>
                 <w:szCs w:val="20"/>
               </w:rPr>
@@ -1215,7 +1270,7 @@
         </w:tc>
         <w:tc>
           <w:tcPr>
-            <w:tcW w:type="dxa" w:w="1000"/>
+            <w:tcW w:type="dxa" w:w="900"/>
             <w:tcBorders>
               <w:top w:val="single" w:color="CCCCCC" w:sz="1"/>
               <w:left w:val="single" w:color="CCCCCC" w:sz="1"/>
@@ -1250,6 +1305,41 @@
         </w:tc>
         <w:tc>
           <w:tcPr>
+            <w:tcW w:type="dxa" w:w="1300"/>
+            <w:tcBorders>
+              <w:top w:val="single" w:color="CCCCCC" w:sz="1"/>
+              <w:left w:val="single" w:color="CCCCCC" w:sz="1"/>
+              <w:bottom w:val="single" w:color="CCCCCC" w:sz="1"/>
+              <w:right w:val="single" w:color="CCCCCC" w:sz="1"/>
+            </w:tcBorders>
+            <w:shd w:fill="F2F2F2" w:val="clear"/>
+            <w:tcMar>
+              <w:top w:type="dxa" w:w="80"/>
+              <w:left w:type="dxa" w:w="120"/>
+              <w:bottom w:type="dxa" w:w="80"/>
+              <w:right w:type="dxa" w:w="120"/>
+            </w:tcMar>
+            <w:vAlign w:val="center"/>
+          </w:tcPr>
+          <w:p>
+            <w:pPr>
+              <w:jc w:val="center"/>
+            </w:pPr>
+            <w:r>
+              <w:rPr>
+                <w:rFonts w:ascii="Arial" w:cs="Arial" w:eastAsia="Arial" w:hAnsi="Arial"/>
+                <w:b/>
+                <w:bCs/>
+                <w:color w:val="27AE60"/>
+                <w:sz w:val="20"/>
+                <w:szCs w:val="20"/>
+              </w:rPr>
+              <w:t xml:space="preserve">8.00</w:t>
+            </w:r>
+          </w:p>
+        </w:tc>
+        <w:tc>
+          <w:tcPr>
             <w:tcW w:type="dxa" w:w="1526"/>
             <w:tcBorders>
               <w:top w:val="single" w:color="CCCCCC" w:sz="1"/>
@@ -1273,19 +1363,19 @@
             <w:r>
               <w:rPr>
                 <w:rFonts w:ascii="Arial" w:cs="Arial" w:eastAsia="Arial" w:hAnsi="Arial"/>
-                <w:b/>
-                <w:bCs/>
-                <w:color w:val="27AE60"/>
-                <w:sz w:val="20"/>
-                <w:szCs w:val="20"/>
-              </w:rPr>
-              <w:t xml:space="preserve">8.00</w:t>
-            </w:r>
-          </w:p>
-        </w:tc>
-        <w:tc>
-          <w:tcPr>
-            <w:tcW w:type="dxa" w:w="1000"/>
+                <w:b w:val="false"/>
+                <w:bCs w:val="false"/>
+                <w:color w:val="333333"/>
+                <w:sz w:val="20"/>
+                <w:szCs w:val="20"/>
+              </w:rPr>
+              <w:t xml:space="preserve">8.0</w:t>
+            </w:r>
+          </w:p>
+        </w:tc>
+        <w:tc>
+          <w:tcPr>
+            <w:tcW w:type="dxa" w:w="1300"/>
             <w:tcBorders>
               <w:top w:val="single" w:color="CCCCCC" w:sz="1"/>
               <w:left w:val="single" w:color="CCCCCC" w:sz="1"/>
@@ -1322,7 +1412,7 @@
       <w:tr>
         <w:tc>
           <w:tcPr>
-            <w:tcW w:type="dxa" w:w="2000"/>
+            <w:tcW w:type="dxa" w:w="1800"/>
             <w:tcBorders>
               <w:top w:val="single" w:color="CCCCCC" w:sz="1"/>
               <w:left w:val="single" w:color="CCCCCC" w:sz="1"/>
@@ -1356,7 +1446,7 @@
         </w:tc>
         <w:tc>
           <w:tcPr>
-            <w:tcW w:type="dxa" w:w="1000"/>
+            <w:tcW w:type="dxa" w:w="900"/>
             <w:tcBorders>
               <w:top w:val="single" w:color="CCCCCC" w:sz="1"/>
               <w:left w:val="single" w:color="CCCCCC" w:sz="1"/>
@@ -1390,31 +1480,31 @@
         </w:tc>
         <w:tc>
           <w:tcPr>
-            <w:tcW w:type="dxa" w:w="1500"/>
-            <w:tcBorders>
-              <w:top w:val="single" w:color="CCCCCC" w:sz="1"/>
-              <w:left w:val="single" w:color="CCCCCC" w:sz="1"/>
-              <w:bottom w:val="single" w:color="CCCCCC" w:sz="1"/>
-              <w:right w:val="single" w:color="CCCCCC" w:sz="1"/>
-            </w:tcBorders>
-            <w:tcMar>
-              <w:top w:type="dxa" w:w="80"/>
-              <w:left w:type="dxa" w:w="120"/>
-              <w:bottom w:type="dxa" w:w="80"/>
-              <w:right w:type="dxa" w:w="120"/>
-            </w:tcMar>
-            <w:vAlign w:val="center"/>
-          </w:tcPr>
-          <w:p>
-            <w:pPr>
-              <w:jc w:val="center"/>
-            </w:pPr>
-            <w:r>
-              <w:rPr>
-                <w:rFonts w:ascii="Arial" w:cs="Arial" w:eastAsia="Arial" w:hAnsi="Arial"/>
-                <w:b/>
-                <w:bCs/>
-                <w:color w:val="E67E22"/>
+            <w:tcW w:type="dxa" w:w="1300"/>
+            <w:tcBorders>
+              <w:top w:val="single" w:color="CCCCCC" w:sz="1"/>
+              <w:left w:val="single" w:color="CCCCCC" w:sz="1"/>
+              <w:bottom w:val="single" w:color="CCCCCC" w:sz="1"/>
+              <w:right w:val="single" w:color="CCCCCC" w:sz="1"/>
+            </w:tcBorders>
+            <w:tcMar>
+              <w:top w:type="dxa" w:w="80"/>
+              <w:left w:type="dxa" w:w="120"/>
+              <w:bottom w:type="dxa" w:w="80"/>
+              <w:right w:type="dxa" w:w="120"/>
+            </w:tcMar>
+            <w:vAlign w:val="center"/>
+          </w:tcPr>
+          <w:p>
+            <w:pPr>
+              <w:jc w:val="center"/>
+            </w:pPr>
+            <w:r>
+              <w:rPr>
+                <w:rFonts w:ascii="Arial" w:cs="Arial" w:eastAsia="Arial" w:hAnsi="Arial"/>
+                <w:b/>
+                <w:bCs/>
+                <w:color w:val="333333"/>
                 <w:sz w:val="20"/>
                 <w:szCs w:val="20"/>
               </w:rPr>
@@ -1424,7 +1514,7 @@
         </w:tc>
         <w:tc>
           <w:tcPr>
-            <w:tcW w:type="dxa" w:w="1000"/>
+            <w:tcW w:type="dxa" w:w="900"/>
             <w:tcBorders>
               <w:top w:val="single" w:color="CCCCCC" w:sz="1"/>
               <w:left w:val="single" w:color="CCCCCC" w:sz="1"/>
@@ -1458,6 +1548,40 @@
         </w:tc>
         <w:tc>
           <w:tcPr>
+            <w:tcW w:type="dxa" w:w="1300"/>
+            <w:tcBorders>
+              <w:top w:val="single" w:color="CCCCCC" w:sz="1"/>
+              <w:left w:val="single" w:color="CCCCCC" w:sz="1"/>
+              <w:bottom w:val="single" w:color="CCCCCC" w:sz="1"/>
+              <w:right w:val="single" w:color="CCCCCC" w:sz="1"/>
+            </w:tcBorders>
+            <w:tcMar>
+              <w:top w:type="dxa" w:w="80"/>
+              <w:left w:type="dxa" w:w="120"/>
+              <w:bottom w:type="dxa" w:w="80"/>
+              <w:right w:type="dxa" w:w="120"/>
+            </w:tcMar>
+            <w:vAlign w:val="center"/>
+          </w:tcPr>
+          <w:p>
+            <w:pPr>
+              <w:jc w:val="center"/>
+            </w:pPr>
+            <w:r>
+              <w:rPr>
+                <w:rFonts w:ascii="Arial" w:cs="Arial" w:eastAsia="Arial" w:hAnsi="Arial"/>
+                <w:b/>
+                <w:bCs/>
+                <w:color w:val="E67E22"/>
+                <w:sz w:val="20"/>
+                <w:szCs w:val="20"/>
+              </w:rPr>
+              <w:t xml:space="preserve">7.06</w:t>
+            </w:r>
+          </w:p>
+        </w:tc>
+        <w:tc>
+          <w:tcPr>
             <w:tcW w:type="dxa" w:w="1526"/>
             <w:tcBorders>
               <w:top w:val="single" w:color="CCCCCC" w:sz="1"/>
@@ -1480,47 +1604,47 @@
             <w:r>
               <w:rPr>
                 <w:rFonts w:ascii="Arial" w:cs="Arial" w:eastAsia="Arial" w:hAnsi="Arial"/>
+                <w:b w:val="false"/>
+                <w:bCs w:val="false"/>
+                <w:color w:val="333333"/>
+                <w:sz w:val="20"/>
+                <w:szCs w:val="20"/>
+              </w:rPr>
+              <w:t xml:space="preserve">8.0</w:t>
+            </w:r>
+          </w:p>
+        </w:tc>
+        <w:tc>
+          <w:tcPr>
+            <w:tcW w:type="dxa" w:w="1300"/>
+            <w:tcBorders>
+              <w:top w:val="single" w:color="CCCCCC" w:sz="1"/>
+              <w:left w:val="single" w:color="CCCCCC" w:sz="1"/>
+              <w:bottom w:val="single" w:color="CCCCCC" w:sz="1"/>
+              <w:right w:val="single" w:color="CCCCCC" w:sz="1"/>
+            </w:tcBorders>
+            <w:tcMar>
+              <w:top w:type="dxa" w:w="80"/>
+              <w:left w:type="dxa" w:w="120"/>
+              <w:bottom w:type="dxa" w:w="80"/>
+              <w:right w:type="dxa" w:w="120"/>
+            </w:tcMar>
+            <w:vAlign w:val="center"/>
+          </w:tcPr>
+          <w:p>
+            <w:pPr>
+              <w:jc w:val="center"/>
+            </w:pPr>
+            <w:r>
+              <w:rPr>
+                <w:rFonts w:ascii="Arial" w:cs="Arial" w:eastAsia="Arial" w:hAnsi="Arial"/>
                 <w:b/>
                 <w:bCs/>
                 <w:color w:val="E67E22"/>
                 <w:sz w:val="20"/>
                 <w:szCs w:val="20"/>
               </w:rPr>
-              <w:t xml:space="preserve">7.06</w:t>
-            </w:r>
-          </w:p>
-        </w:tc>
-        <w:tc>
-          <w:tcPr>
-            <w:tcW w:type="dxa" w:w="1000"/>
-            <w:tcBorders>
-              <w:top w:val="single" w:color="CCCCCC" w:sz="1"/>
-              <w:left w:val="single" w:color="CCCCCC" w:sz="1"/>
-              <w:bottom w:val="single" w:color="CCCCCC" w:sz="1"/>
-              <w:right w:val="single" w:color="CCCCCC" w:sz="1"/>
-            </w:tcBorders>
-            <w:tcMar>
-              <w:top w:type="dxa" w:w="80"/>
-              <w:left w:type="dxa" w:w="120"/>
-              <w:bottom w:type="dxa" w:w="80"/>
-              <w:right w:type="dxa" w:w="120"/>
-            </w:tcMar>
-            <w:vAlign w:val="center"/>
-          </w:tcPr>
-          <w:p>
-            <w:pPr>
-              <w:jc w:val="center"/>
-            </w:pPr>
-            <w:r>
-              <w:rPr>
-                <w:rFonts w:ascii="Arial" w:cs="Arial" w:eastAsia="Arial" w:hAnsi="Arial"/>
-                <w:b/>
-                <w:bCs/>
-                <w:color w:val="E67E22"/>
-                <w:sz w:val="20"/>
-                <w:szCs w:val="20"/>
-              </w:rPr>
-              <w:t xml:space="preserve">平均的</w:t>
+              <w:t xml:space="preserve">概ね良好</w:t>
             </w:r>
           </w:p>
         </w:tc>
@@ -1528,7 +1652,7 @@
       <w:tr>
         <w:tc>
           <w:tcPr>
-            <w:tcW w:type="dxa" w:w="2000"/>
+            <w:tcW w:type="dxa" w:w="1800"/>
             <w:tcBorders>
               <w:top w:val="single" w:color="CCCCCC" w:sz="1"/>
               <w:left w:val="single" w:color="CCCCCC" w:sz="1"/>
@@ -1563,7 +1687,7 @@
         </w:tc>
         <w:tc>
           <w:tcPr>
-            <w:tcW w:type="dxa" w:w="1000"/>
+            <w:tcW w:type="dxa" w:w="900"/>
             <w:tcBorders>
               <w:top w:val="single" w:color="CCCCCC" w:sz="1"/>
               <w:left w:val="single" w:color="CCCCCC" w:sz="1"/>
@@ -1598,7 +1722,7 @@
         </w:tc>
         <w:tc>
           <w:tcPr>
-            <w:tcW w:type="dxa" w:w="1500"/>
+            <w:tcW w:type="dxa" w:w="1300"/>
             <w:tcBorders>
               <w:top w:val="single" w:color="CCCCCC" w:sz="1"/>
               <w:left w:val="single" w:color="CCCCCC" w:sz="1"/>
@@ -1623,7 +1747,7 @@
                 <w:rFonts w:ascii="Arial" w:cs="Arial" w:eastAsia="Arial" w:hAnsi="Arial"/>
                 <w:b/>
                 <w:bCs/>
-                <w:color w:val="E67E22"/>
+                <w:color w:val="333333"/>
                 <w:sz w:val="20"/>
                 <w:szCs w:val="20"/>
               </w:rPr>
@@ -1633,7 +1757,7 @@
         </w:tc>
         <w:tc>
           <w:tcPr>
-            <w:tcW w:type="dxa" w:w="1000"/>
+            <w:tcW w:type="dxa" w:w="900"/>
             <w:tcBorders>
               <w:top w:val="single" w:color="CCCCCC" w:sz="1"/>
               <w:left w:val="single" w:color="CCCCCC" w:sz="1"/>
@@ -1668,6 +1792,41 @@
         </w:tc>
         <w:tc>
           <w:tcPr>
+            <w:tcW w:type="dxa" w:w="1300"/>
+            <w:tcBorders>
+              <w:top w:val="single" w:color="CCCCCC" w:sz="1"/>
+              <w:left w:val="single" w:color="CCCCCC" w:sz="1"/>
+              <w:bottom w:val="single" w:color="CCCCCC" w:sz="1"/>
+              <w:right w:val="single" w:color="CCCCCC" w:sz="1"/>
+            </w:tcBorders>
+            <w:shd w:fill="F2F2F2" w:val="clear"/>
+            <w:tcMar>
+              <w:top w:type="dxa" w:w="80"/>
+              <w:left w:type="dxa" w:w="120"/>
+              <w:bottom w:type="dxa" w:w="80"/>
+              <w:right w:type="dxa" w:w="120"/>
+            </w:tcMar>
+            <w:vAlign w:val="center"/>
+          </w:tcPr>
+          <w:p>
+            <w:pPr>
+              <w:jc w:val="center"/>
+            </w:pPr>
+            <w:r>
+              <w:rPr>
+                <w:rFonts w:ascii="Arial" w:cs="Arial" w:eastAsia="Arial" w:hAnsi="Arial"/>
+                <w:b/>
+                <w:bCs/>
+                <w:color w:val="E67E22"/>
+                <w:sz w:val="20"/>
+                <w:szCs w:val="20"/>
+              </w:rPr>
+              <w:t xml:space="preserve">6.86</w:t>
+            </w:r>
+          </w:p>
+        </w:tc>
+        <w:tc>
+          <w:tcPr>
             <w:tcW w:type="dxa" w:w="1526"/>
             <w:tcBorders>
               <w:top w:val="single" w:color="CCCCCC" w:sz="1"/>
@@ -1691,19 +1850,19 @@
             <w:r>
               <w:rPr>
                 <w:rFonts w:ascii="Arial" w:cs="Arial" w:eastAsia="Arial" w:hAnsi="Arial"/>
-                <w:b/>
-                <w:bCs/>
-                <w:color w:val="E67E22"/>
-                <w:sz w:val="20"/>
-                <w:szCs w:val="20"/>
-              </w:rPr>
-              <w:t xml:space="preserve">6.86</w:t>
-            </w:r>
-          </w:p>
-        </w:tc>
-        <w:tc>
-          <w:tcPr>
-            <w:tcW w:type="dxa" w:w="1000"/>
+                <w:b w:val="false"/>
+                <w:bCs w:val="false"/>
+                <w:color w:val="333333"/>
+                <w:sz w:val="20"/>
+                <w:szCs w:val="20"/>
+              </w:rPr>
+              <w:t xml:space="preserve">6.0</w:t>
+            </w:r>
+          </w:p>
+        </w:tc>
+        <w:tc>
+          <w:tcPr>
+            <w:tcW w:type="dxa" w:w="1300"/>
             <w:tcBorders>
               <w:top w:val="single" w:color="CCCCCC" w:sz="1"/>
               <w:left w:val="single" w:color="CCCCCC" w:sz="1"/>
@@ -1740,7 +1899,7 @@
       <w:tr>
         <w:tc>
           <w:tcPr>
-            <w:tcW w:type="dxa" w:w="2000"/>
+            <w:tcW w:type="dxa" w:w="1800"/>
             <w:tcBorders>
               <w:top w:val="single" w:color="CCCCCC" w:sz="1"/>
               <w:left w:val="single" w:color="CCCCCC" w:sz="1"/>
@@ -1774,7 +1933,7 @@
         </w:tc>
         <w:tc>
           <w:tcPr>
-            <w:tcW w:type="dxa" w:w="1000"/>
+            <w:tcW w:type="dxa" w:w="900"/>
             <w:tcBorders>
               <w:top w:val="single" w:color="CCCCCC" w:sz="1"/>
               <w:left w:val="single" w:color="CCCCCC" w:sz="1"/>
@@ -1808,31 +1967,31 @@
         </w:tc>
         <w:tc>
           <w:tcPr>
-            <w:tcW w:type="dxa" w:w="1500"/>
-            <w:tcBorders>
-              <w:top w:val="single" w:color="CCCCCC" w:sz="1"/>
-              <w:left w:val="single" w:color="CCCCCC" w:sz="1"/>
-              <w:bottom w:val="single" w:color="CCCCCC" w:sz="1"/>
-              <w:right w:val="single" w:color="CCCCCC" w:sz="1"/>
-            </w:tcBorders>
-            <w:tcMar>
-              <w:top w:type="dxa" w:w="80"/>
-              <w:left w:type="dxa" w:w="120"/>
-              <w:bottom w:type="dxa" w:w="80"/>
-              <w:right w:type="dxa" w:w="120"/>
-            </w:tcMar>
-            <w:vAlign w:val="center"/>
-          </w:tcPr>
-          <w:p>
-            <w:pPr>
-              <w:jc w:val="center"/>
-            </w:pPr>
-            <w:r>
-              <w:rPr>
-                <w:rFonts w:ascii="Arial" w:cs="Arial" w:eastAsia="Arial" w:hAnsi="Arial"/>
-                <w:b/>
-                <w:bCs/>
-                <w:color w:val="C0392B"/>
+            <w:tcW w:type="dxa" w:w="1300"/>
+            <w:tcBorders>
+              <w:top w:val="single" w:color="CCCCCC" w:sz="1"/>
+              <w:left w:val="single" w:color="CCCCCC" w:sz="1"/>
+              <w:bottom w:val="single" w:color="CCCCCC" w:sz="1"/>
+              <w:right w:val="single" w:color="CCCCCC" w:sz="1"/>
+            </w:tcBorders>
+            <w:tcMar>
+              <w:top w:type="dxa" w:w="80"/>
+              <w:left w:type="dxa" w:w="120"/>
+              <w:bottom w:type="dxa" w:w="80"/>
+              <w:right w:type="dxa" w:w="120"/>
+            </w:tcMar>
+            <w:vAlign w:val="center"/>
+          </w:tcPr>
+          <w:p>
+            <w:pPr>
+              <w:jc w:val="center"/>
+            </w:pPr>
+            <w:r>
+              <w:rPr>
+                <w:rFonts w:ascii="Arial" w:cs="Arial" w:eastAsia="Arial" w:hAnsi="Arial"/>
+                <w:b/>
+                <w:bCs/>
+                <w:color w:val="333333"/>
                 <w:sz w:val="20"/>
                 <w:szCs w:val="20"/>
               </w:rPr>
@@ -1842,7 +2001,7 @@
         </w:tc>
         <w:tc>
           <w:tcPr>
-            <w:tcW w:type="dxa" w:w="1000"/>
+            <w:tcW w:type="dxa" w:w="900"/>
             <w:tcBorders>
               <w:top w:val="single" w:color="CCCCCC" w:sz="1"/>
               <w:left w:val="single" w:color="CCCCCC" w:sz="1"/>
@@ -1876,6 +2035,40 @@
         </w:tc>
         <w:tc>
           <w:tcPr>
+            <w:tcW w:type="dxa" w:w="1300"/>
+            <w:tcBorders>
+              <w:top w:val="single" w:color="CCCCCC" w:sz="1"/>
+              <w:left w:val="single" w:color="CCCCCC" w:sz="1"/>
+              <w:bottom w:val="single" w:color="CCCCCC" w:sz="1"/>
+              <w:right w:val="single" w:color="CCCCCC" w:sz="1"/>
+            </w:tcBorders>
+            <w:tcMar>
+              <w:top w:type="dxa" w:w="80"/>
+              <w:left w:type="dxa" w:w="120"/>
+              <w:bottom w:type="dxa" w:w="80"/>
+              <w:right w:type="dxa" w:w="120"/>
+            </w:tcMar>
+            <w:vAlign w:val="center"/>
+          </w:tcPr>
+          <w:p>
+            <w:pPr>
+              <w:jc w:val="center"/>
+            </w:pPr>
+            <w:r>
+              <w:rPr>
+                <w:rFonts w:ascii="Arial" w:cs="Arial" w:eastAsia="Arial" w:hAnsi="Arial"/>
+                <w:b/>
+                <w:bCs/>
+                <w:color w:val="E67E22"/>
+                <w:sz w:val="20"/>
+                <w:szCs w:val="20"/>
+              </w:rPr>
+              <w:t xml:space="preserve">6.17</w:t>
+            </w:r>
+          </w:p>
+        </w:tc>
+        <w:tc>
+          <w:tcPr>
             <w:tcW w:type="dxa" w:w="1526"/>
             <w:tcBorders>
               <w:top w:val="single" w:color="CCCCCC" w:sz="1"/>
@@ -1898,43 +2091,43 @@
             <w:r>
               <w:rPr>
                 <w:rFonts w:ascii="Arial" w:cs="Arial" w:eastAsia="Arial" w:hAnsi="Arial"/>
-                <w:b/>
-                <w:bCs/>
-                <w:color w:val="C0392B"/>
-                <w:sz w:val="20"/>
-                <w:szCs w:val="20"/>
-              </w:rPr>
-              <w:t xml:space="preserve">6.17</w:t>
-            </w:r>
-          </w:p>
-        </w:tc>
-        <w:tc>
-          <w:tcPr>
-            <w:tcW w:type="dxa" w:w="1000"/>
-            <w:tcBorders>
-              <w:top w:val="single" w:color="CCCCCC" w:sz="1"/>
-              <w:left w:val="single" w:color="CCCCCC" w:sz="1"/>
-              <w:bottom w:val="single" w:color="CCCCCC" w:sz="1"/>
-              <w:right w:val="single" w:color="CCCCCC" w:sz="1"/>
-            </w:tcBorders>
-            <w:tcMar>
-              <w:top w:type="dxa" w:w="80"/>
-              <w:left w:type="dxa" w:w="120"/>
-              <w:bottom w:type="dxa" w:w="80"/>
-              <w:right w:type="dxa" w:w="120"/>
-            </w:tcMar>
-            <w:vAlign w:val="center"/>
-          </w:tcPr>
-          <w:p>
-            <w:pPr>
-              <w:jc w:val="center"/>
-            </w:pPr>
-            <w:r>
-              <w:rPr>
-                <w:rFonts w:ascii="Arial" w:cs="Arial" w:eastAsia="Arial" w:hAnsi="Arial"/>
-                <w:b/>
-                <w:bCs/>
-                <w:color w:val="C0392B"/>
+                <w:b w:val="false"/>
+                <w:bCs w:val="false"/>
+                <w:color w:val="333333"/>
+                <w:sz w:val="20"/>
+                <w:szCs w:val="20"/>
+              </w:rPr>
+              <w:t xml:space="preserve">6.0</w:t>
+            </w:r>
+          </w:p>
+        </w:tc>
+        <w:tc>
+          <w:tcPr>
+            <w:tcW w:type="dxa" w:w="1300"/>
+            <w:tcBorders>
+              <w:top w:val="single" w:color="CCCCCC" w:sz="1"/>
+              <w:left w:val="single" w:color="CCCCCC" w:sz="1"/>
+              <w:bottom w:val="single" w:color="CCCCCC" w:sz="1"/>
+              <w:right w:val="single" w:color="CCCCCC" w:sz="1"/>
+            </w:tcBorders>
+            <w:tcMar>
+              <w:top w:type="dxa" w:w="80"/>
+              <w:left w:type="dxa" w:w="120"/>
+              <w:bottom w:type="dxa" w:w="80"/>
+              <w:right w:type="dxa" w:w="120"/>
+            </w:tcMar>
+            <w:vAlign w:val="center"/>
+          </w:tcPr>
+          <w:p>
+            <w:pPr>
+              <w:jc w:val="center"/>
+            </w:pPr>
+            <w:r>
+              <w:rPr>
+                <w:rFonts w:ascii="Arial" w:cs="Arial" w:eastAsia="Arial" w:hAnsi="Arial"/>
+                <w:b/>
+                <w:bCs/>
+                <w:color w:val="E67E22"/>
                 <w:sz w:val="20"/>
                 <w:szCs w:val="20"/>
               </w:rPr>
@@ -1963,7 +2156,7 @@
           <w:sz w:val="26"/>
           <w:szCs w:val="26"/>
         </w:rPr>
-        <w:t xml:space="preserve">2.2 評価分布（10点満点換算）</w:t>
+        <w:t xml:space="preserve">2.2 評価分布（10点換算）</w:t>
       </w:r>
     </w:p>
     <w:p>
@@ -1978,7 +2171,7 @@
           <w:sz w:val="21"/>
           <w:szCs w:val="21"/>
         </w:rPr>
-        <w:t xml:space="preserve">10点満点に換算した評価分布です。国内5点満点サイトの評価は×2で変換しているため、偶数値（10,8,6,4,2）に集中します。8点（15件・31.9%）が最多で、高評価層が厚い一方、4点以下も10件（21.3%）あり改善余地が認められます。</w:t>
+        <w:t xml:space="preserve">評価分布では8点が15件（31.9%）と最多ですが、4点以下の低評価が10件（21.3%）と高い水準にあります。特にGoogleでの評価が引き下げているため、国内顧客向けの改善が急務です。評価の二極化傾向が見られ、設備面の整備が中間評価層の取り込みに直結します。</w:t>
       </w:r>
     </w:p>
     <w:p>
@@ -2036,7 +2229,7 @@
                 <w:sz w:val="20"/>
                 <w:szCs w:val="20"/>
               </w:rPr>
-              <w:t xml:space="preserve">評価(10pt)</w:t>
+              <w:t xml:space="preserve">評価</w:t>
             </w:r>
           </w:p>
         </w:tc>
@@ -2590,7 +2783,7 @@
               <w:bottom w:val="single" w:color="CCCCCC" w:sz="1"/>
               <w:right w:val="single" w:color="CCCCCC" w:sz="1"/>
             </w:tcBorders>
-            <w:shd w:fill="FFFFFF" w:val="clear"/>
+            <w:shd w:fill="F2F2F2" w:val="clear"/>
             <w:tcMar>
               <w:top w:type="dxa" w:w="80"/>
               <w:left w:type="dxa" w:w="120"/>
@@ -2625,7 +2818,7 @@
               <w:bottom w:val="single" w:color="CCCCCC" w:sz="1"/>
               <w:right w:val="single" w:color="CCCCCC" w:sz="1"/>
             </w:tcBorders>
-            <w:shd w:fill="FFFFFF" w:val="clear"/>
+            <w:shd w:fill="F2F2F2" w:val="clear"/>
             <w:tcMar>
               <w:top w:type="dxa" w:w="80"/>
               <w:left w:type="dxa" w:w="120"/>
@@ -2660,7 +2853,7 @@
               <w:bottom w:val="single" w:color="CCCCCC" w:sz="1"/>
               <w:right w:val="single" w:color="CCCCCC" w:sz="1"/>
             </w:tcBorders>
-            <w:shd w:fill="FFFFFF" w:val="clear"/>
+            <w:shd w:fill="F2F2F2" w:val="clear"/>
             <w:tcMar>
               <w:top w:type="dxa" w:w="80"/>
               <w:left w:type="dxa" w:w="120"/>
@@ -2695,6 +2888,7 @@
               <w:bottom w:val="single" w:color="CCCCCC" w:sz="1"/>
               <w:right w:val="single" w:color="CCCCCC" w:sz="1"/>
             </w:tcBorders>
+            <w:shd w:fill="F2F2F2" w:val="clear"/>
             <w:tcMar>
               <w:top w:type="dxa" w:w="80"/>
               <w:left w:type="dxa" w:w="120"/>
@@ -2879,7 +3073,7 @@
               <w:bottom w:val="single" w:color="CCCCCC" w:sz="1"/>
               <w:right w:val="single" w:color="CCCCCC" w:sz="1"/>
             </w:tcBorders>
-            <w:shd w:fill="FFFFFF" w:val="clear"/>
+            <w:shd w:fill="F2F2F2" w:val="clear"/>
             <w:tcMar>
               <w:top w:type="dxa" w:w="80"/>
               <w:left w:type="dxa" w:w="120"/>
@@ -2914,7 +3108,7 @@
               <w:bottom w:val="single" w:color="CCCCCC" w:sz="1"/>
               <w:right w:val="single" w:color="CCCCCC" w:sz="1"/>
             </w:tcBorders>
-            <w:shd w:fill="FFFFFF" w:val="clear"/>
+            <w:shd w:fill="F2F2F2" w:val="clear"/>
             <w:tcMar>
               <w:top w:type="dxa" w:w="80"/>
               <w:left w:type="dxa" w:w="120"/>
@@ -2949,7 +3143,7 @@
               <w:bottom w:val="single" w:color="CCCCCC" w:sz="1"/>
               <w:right w:val="single" w:color="CCCCCC" w:sz="1"/>
             </w:tcBorders>
-            <w:shd w:fill="FFFFFF" w:val="clear"/>
+            <w:shd w:fill="F2F2F2" w:val="clear"/>
             <w:tcMar>
               <w:top w:type="dxa" w:w="80"/>
               <w:left w:type="dxa" w:w="120"/>
@@ -2984,6 +3178,7 @@
               <w:bottom w:val="single" w:color="CCCCCC" w:sz="1"/>
               <w:right w:val="single" w:color="CCCCCC" w:sz="1"/>
             </w:tcBorders>
+            <w:shd w:fill="F2F2F2" w:val="clear"/>
             <w:tcMar>
               <w:top w:type="dxa" w:w="80"/>
               <w:left w:type="dxa" w:w="120"/>
@@ -3014,26 +3209,6 @@
         </w:tc>
       </w:tr>
     </w:tbl>
-    <w:p>
-      <w:pPr>
-        <w:spacing w:after="100"/>
-      </w:pPr>
-    </w:p>
-    <w:p>
-      <w:pPr>
-        <w:spacing w:after="120" w:line="320"/>
-        <w:jc w:val="left"/>
-      </w:pPr>
-      <w:r>
-        <w:rPr>
-          <w:rFonts w:ascii="Arial" w:cs="Arial" w:eastAsia="Arial" w:hAnsi="Arial"/>
-          <w:color w:val="888888"/>
-          <w:sz w:val="21"/>
-          <w:szCs w:val="21"/>
-        </w:rPr>
-        <w:t xml:space="preserve">※5点満点サイト（楽天・じゃらん・Google）の評価は×2で10点換算。奇数値（7,5,3,1点）は海外OTAの評価のみで構成されます。</w:t>
-      </w:r>
-    </w:p>
     <w:p>
       <w:pPr>
         <w:spacing w:after="100"/>
@@ -3246,7 +3421,7 @@
           <w:sz w:val="21"/>
           <w:szCs w:val="21"/>
         </w:rPr>
-        <w:t xml:space="preserve">口コミのテキストマイニングにより、以下6つのポジティブテーマが特定されました。</w:t>
+        <w:t xml:space="preserve">口コミのテキストマイニングにより、以下のポジティブテーマが特定されました。</w:t>
       </w:r>
     </w:p>
     <w:p>
@@ -3373,7 +3548,7 @@
                 <w:sz w:val="20"/>
                 <w:szCs w:val="20"/>
               </w:rPr>
-              <w:t xml:space="preserve">代表的な評価ポイント</w:t>
+              <w:t xml:space="preserve">代表的なコメント</w:t>
             </w:r>
           </w:p>
         </w:tc>
@@ -3445,7 +3620,7 @@
                 <w:sz w:val="20"/>
                 <w:szCs w:val="20"/>
               </w:rPr>
-              <w:t xml:space="preserve">16件</w:t>
+              <w:t xml:space="preserve">18件</w:t>
             </w:r>
           </w:p>
         </w:tc>
@@ -3480,7 +3655,7 @@
                 <w:sz w:val="20"/>
                 <w:szCs w:val="20"/>
               </w:rPr>
-              <w:t xml:space="preserve">浜松町駅・大門駅から徒歩圏内、羽田空港へのモノレールアクセス良好、東京タワー近く</w:t>
+              <w:t xml:space="preserve">「JR浜松町駅からも、ゆりかもめ線の日の出駅からも近くて遠方からの私には東京駅にも乗り換えなしで行けた」「田町駅、大門駅、浜松町駅からアクセスできる複数路線の利便性が高い」</w:t>
             </w:r>
           </w:p>
         </w:tc>
@@ -3516,7 +3691,7 @@
                 <w:sz w:val="20"/>
                 <w:szCs w:val="20"/>
               </w:rPr>
-              <w:t xml:space="preserve">コストパフォーマンス</w:t>
+              <w:t xml:space="preserve">清潔感</w:t>
             </w:r>
           </w:p>
         </w:tc>
@@ -3550,7 +3725,7 @@
                 <w:sz w:val="20"/>
                 <w:szCs w:val="20"/>
               </w:rPr>
-              <w:t xml:space="preserve">12件</w:t>
+              <w:t xml:space="preserve">6件</w:t>
             </w:r>
           </w:p>
         </w:tc>
@@ -3584,7 +3759,7 @@
                 <w:sz w:val="20"/>
                 <w:szCs w:val="20"/>
               </w:rPr>
-              <w:t xml:space="preserve">料金が安い、価格の割に立地が良い、ビジネス利用にちょうど良い価格帯</w:t>
+              <w:t xml:space="preserve">「部屋も設備に古さを感じるものの、綺麗にされており価格面含めて良かったです」「清掃は行き届いており快適に過ごせました」</w:t>
             </w:r>
           </w:p>
         </w:tc>
@@ -3599,7 +3774,7 @@
               <w:bottom w:val="single" w:color="CCCCCC" w:sz="1"/>
               <w:right w:val="single" w:color="CCCCCC" w:sz="1"/>
             </w:tcBorders>
-            <w:shd w:fill="F2F2F2" w:val="clear"/>
+            <w:shd w:fill="E8F5E9" w:val="clear"/>
             <w:tcMar>
               <w:top w:type="dxa" w:w="80"/>
               <w:left w:type="dxa" w:w="120"/>
@@ -3621,7 +3796,7 @@
                 <w:sz w:val="20"/>
                 <w:szCs w:val="20"/>
               </w:rPr>
-              <w:t xml:space="preserve">清潔感</w:t>
+              <w:t xml:space="preserve">スタッフ対応</w:t>
             </w:r>
           </w:p>
         </w:tc>
@@ -3634,7 +3809,7 @@
               <w:bottom w:val="single" w:color="CCCCCC" w:sz="1"/>
               <w:right w:val="single" w:color="CCCCCC" w:sz="1"/>
             </w:tcBorders>
-            <w:shd w:fill="F2F2F2" w:val="clear"/>
+            <w:shd w:fill="E8F5E9" w:val="clear"/>
             <w:tcMar>
               <w:top w:type="dxa" w:w="80"/>
               <w:left w:type="dxa" w:w="120"/>
@@ -3656,7 +3831,7 @@
                 <w:sz w:val="20"/>
                 <w:szCs w:val="20"/>
               </w:rPr>
-              <w:t xml:space="preserve">10件</w:t>
+              <w:t xml:space="preserve">7件</w:t>
             </w:r>
           </w:p>
         </w:tc>
@@ -3669,7 +3844,7 @@
               <w:bottom w:val="single" w:color="CCCCCC" w:sz="1"/>
               <w:right w:val="single" w:color="CCCCCC" w:sz="1"/>
             </w:tcBorders>
-            <w:shd w:fill="F2F2F2" w:val="clear"/>
+            <w:shd w:fill="E8F5E9" w:val="clear"/>
             <w:tcMar>
               <w:top w:type="dxa" w:w="80"/>
               <w:left w:type="dxa" w:w="120"/>
@@ -3691,7 +3866,7 @@
                 <w:sz w:val="20"/>
                 <w:szCs w:val="20"/>
               </w:rPr>
-              <w:t xml:space="preserve">清掃が行き届いている、部屋がきれい、気持ちよく過ごせた</w:t>
+              <w:t xml:space="preserve">「15時チェックインでしたが柔軟に対応いただけて助かりました」「チェックイン・チェックアウトともにスムーズでした」</w:t>
             </w:r>
           </w:p>
         </w:tc>
@@ -3727,7 +3902,7 @@
                 <w:sz w:val="20"/>
                 <w:szCs w:val="20"/>
               </w:rPr>
-              <w:t xml:space="preserve">設備・部屋</w:t>
+              <w:t xml:space="preserve">客室・設備</w:t>
             </w:r>
           </w:p>
         </w:tc>
@@ -3761,7 +3936,7 @@
                 <w:sz w:val="20"/>
                 <w:szCs w:val="20"/>
               </w:rPr>
-              <w:t xml:space="preserve">8件</w:t>
+              <w:t xml:space="preserve">22件</w:t>
             </w:r>
           </w:p>
         </w:tc>
@@ -3795,7 +3970,7 @@
                 <w:sz w:val="20"/>
                 <w:szCs w:val="20"/>
               </w:rPr>
-              <w:t xml:space="preserve">部屋が思ったより広い、設備が整っている、使い勝手が良い</w:t>
+              <w:t xml:space="preserve">「設備は少し昔のビジネスホテルですが、水量やシャワーもしっかり出て困りません」「ホテルを出てすぐコンビニもありましたし、ランドリーも無料の洗濯石鹸を置いてもらえて嬉しかった」</w:t>
             </w:r>
           </w:p>
         </w:tc>
@@ -3810,7 +3985,7 @@
               <w:bottom w:val="single" w:color="CCCCCC" w:sz="1"/>
               <w:right w:val="single" w:color="CCCCCC" w:sz="1"/>
             </w:tcBorders>
-            <w:shd w:fill="F2F2F2" w:val="clear"/>
+            <w:shd w:fill="E8F5E9" w:val="clear"/>
             <w:tcMar>
               <w:top w:type="dxa" w:w="80"/>
               <w:left w:type="dxa" w:w="120"/>
@@ -3845,7 +4020,7 @@
               <w:bottom w:val="single" w:color="CCCCCC" w:sz="1"/>
               <w:right w:val="single" w:color="CCCCCC" w:sz="1"/>
             </w:tcBorders>
-            <w:shd w:fill="F2F2F2" w:val="clear"/>
+            <w:shd w:fill="E8F5E9" w:val="clear"/>
             <w:tcMar>
               <w:top w:type="dxa" w:w="80"/>
               <w:left w:type="dxa" w:w="120"/>
@@ -3880,7 +4055,7 @@
               <w:bottom w:val="single" w:color="CCCCCC" w:sz="1"/>
               <w:right w:val="single" w:color="CCCCCC" w:sz="1"/>
             </w:tcBorders>
-            <w:shd w:fill="F2F2F2" w:val="clear"/>
+            <w:shd w:fill="E8F5E9" w:val="clear"/>
             <w:tcMar>
               <w:top w:type="dxa" w:w="80"/>
               <w:left w:type="dxa" w:w="120"/>
@@ -3902,7 +4077,7 @@
                 <w:sz w:val="20"/>
                 <w:szCs w:val="20"/>
               </w:rPr>
-              <w:t xml:space="preserve">朝食が美味しい、品数が豊富、和食メニューが充実</w:t>
+              <w:t xml:space="preserve">「追加料金で食べた朝食は彩りも栄養バランスも抜群で満腹に。コスパ最高」「朝食はおかずが少ないけど美味しかった」</w:t>
             </w:r>
           </w:p>
         </w:tc>
@@ -3938,7 +4113,7 @@
                 <w:sz w:val="20"/>
                 <w:szCs w:val="20"/>
               </w:rPr>
-              <w:t xml:space="preserve">スタッフ対応</w:t>
+              <w:t xml:space="preserve">コスパ・リピート</w:t>
             </w:r>
           </w:p>
         </w:tc>
@@ -3972,7 +4147,7 @@
                 <w:sz w:val="20"/>
                 <w:szCs w:val="20"/>
               </w:rPr>
-              <w:t xml:space="preserve">6件</w:t>
+              <w:t xml:space="preserve">8件</w:t>
             </w:r>
           </w:p>
         </w:tc>
@@ -4006,7 +4181,7 @@
                 <w:sz w:val="20"/>
                 <w:szCs w:val="20"/>
               </w:rPr>
-              <w:t xml:space="preserve">スタッフが親切、丁寧な対応、フロントの笑顔が良い</w:t>
+              <w:t xml:space="preserve">「コスパ最高だし、トレインビューで列車の音を聴きながら読書するのがめちゃくちゃ気持ちよかった」「安さと立地で選んだが、価格なりの満足度はあった」</w:t>
             </w:r>
           </w:p>
         </w:tc>
@@ -4031,7 +4206,7 @@
           <w:sz w:val="26"/>
           <w:szCs w:val="26"/>
         </w:rPr>
-        <w:t xml:space="preserve">3.1 最大の強み：「立地・アクセス」</w:t>
+        <w:t xml:space="preserve">3.1 最大の強み：「立地・アクセスの多様性」</w:t>
       </w:r>
     </w:p>
     <w:p>
@@ -4046,7 +4221,7 @@
           <w:sz w:val="21"/>
           <w:szCs w:val="21"/>
         </w:rPr>
-        <w:t xml:space="preserve">全コメントの34%が立地の良さに言及しており、当ホテルの最大の競争優位性です。</w:t>
+        <w:t xml:space="preserve">浜松町・大門・田町という複数の主要駅へのアクセスとゆりかもめ線「日の出駅」の利用可能性が、お台場・臨海エリア利用客に特に好評です。東京駅への乗り換えなしアクセスもビジネス・観光客双方に訴求力を持ちます。</w:t>
       </w:r>
     </w:p>
     <w:p>
@@ -4065,7 +4240,7 @@
           <w:sz w:val="21"/>
           <w:szCs w:val="21"/>
         </w:rPr>
-        <w:t xml:space="preserve">浜松町駅・大門駅から徒歩圏内の交通アクセス</w:t>
+        <w:t xml:space="preserve">浜松町・大門・田町の3駅が徒歩圏内で複数路線が利用可能</w:t>
       </w:r>
     </w:p>
     <w:p>
@@ -4084,7 +4259,7 @@
           <w:sz w:val="21"/>
           <w:szCs w:val="21"/>
         </w:rPr>
-        <w:t xml:space="preserve">羽田空港へのモノレール直結（出張・インバウンド需要）</w:t>
+        <w:t xml:space="preserve">ゆりかもめ線「日の出駅」利用でお台場・臨海エリアへ直結</w:t>
       </w:r>
     </w:p>
     <w:p>
@@ -4103,7 +4278,26 @@
           <w:sz w:val="21"/>
           <w:szCs w:val="21"/>
         </w:rPr>
-        <w:t xml:space="preserve">東京タワー・芝公園への近さによる観光利便性</w:t>
+        <w:t xml:space="preserve">東京駅への乗り換えなしアクセスが出張ビジネスマンに人気</w:t>
+      </w:r>
+    </w:p>
+    <w:p>
+      <w:pPr>
+        <w:pStyle w:val="ListParagraph"/>
+        <w:numPr>
+          <w:ilvl w:val="0"/>
+          <w:numId w:val="2"/>
+        </w:numPr>
+        <w:spacing w:after="80" w:line="300"/>
+      </w:pPr>
+      <w:r>
+        <w:rPr>
+          <w:rFonts w:ascii="Arial" w:cs="Arial" w:eastAsia="Arial" w:hAnsi="Arial"/>
+          <w:color w:val="333333"/>
+          <w:sz w:val="21"/>
+          <w:szCs w:val="21"/>
+        </w:rPr>
+        <w:t xml:space="preserve">空港リムジンバス（浜松町）を通じた羽田・成田アクセスも良好</w:t>
       </w:r>
     </w:p>
     <w:p>
@@ -4125,7 +4319,7 @@
           <w:sz w:val="26"/>
           <w:szCs w:val="26"/>
         </w:rPr>
-        <w:t xml:space="preserve">3.2 コストパフォーマンスと朝食</w:t>
+        <w:t xml:space="preserve">3.2 コスパとトレインビューという独自価値</w:t>
       </w:r>
     </w:p>
     <w:p>
@@ -4140,7 +4334,7 @@
           <w:sz w:val="21"/>
           <w:szCs w:val="21"/>
         </w:rPr>
-        <w:t xml:space="preserve">コスパの良さ（12件）と朝食の好評（7件）は当ホテルの差別化要素です。特に和食メニューの充実が評価されており、OTAでのアピールポイントとして更に活用すべき強みです。</w:t>
+        <w:t xml:space="preserve">老朽化という一般的なマイナス要素を「価格の安さ」というコスパ感と「トレインビュー」という体験価値で補完しているユニークなポジショニングが存在します。一部の鉄道ファン・旅行者には積極的な選択肢となっています。</w:t>
       </w:r>
     </w:p>
     <w:p>
@@ -4411,7 +4605,7 @@
                 <w:sz w:val="20"/>
                 <w:szCs w:val="20"/>
               </w:rPr>
-              <w:t xml:space="preserve">設備老朽化</w:t>
+              <w:t xml:space="preserve">設備の老朽化</w:t>
             </w:r>
           </w:p>
         </w:tc>
@@ -4445,7 +4639,7 @@
                 <w:sz w:val="20"/>
                 <w:szCs w:val="20"/>
               </w:rPr>
-              <w:t xml:space="preserve">壁紙の劣化、カーペットの汚れ、家具の傷み、ドアの建て付け不良</w:t>
+              <w:t xml:space="preserve">「昭和感」「ハウスダストアレルギーが悪化」「浴槽に穴・ヒビ」「廊下カーペットがたるんでいる」など設備劣化の具体的指摘が多数</w:t>
             </w:r>
           </w:p>
         </w:tc>
@@ -4479,146 +4673,7 @@
                 <w:sz w:val="20"/>
                 <w:szCs w:val="20"/>
               </w:rPr>
-              <w:t xml:space="preserve">評価直結・10件</w:t>
-            </w:r>
-          </w:p>
-        </w:tc>
-      </w:tr>
-      <w:tr>
-        <w:tc>
-          <w:tcPr>
-            <w:tcW w:type="dxa" w:w="800"/>
-            <w:tcBorders>
-              <w:top w:val="single" w:color="CCCCCC" w:sz="1"/>
-              <w:left w:val="single" w:color="CCCCCC" w:sz="1"/>
-              <w:bottom w:val="single" w:color="CCCCCC" w:sz="1"/>
-              <w:right w:val="single" w:color="CCCCCC" w:sz="1"/>
-            </w:tcBorders>
-            <w:shd w:fill="F2F2F2" w:val="clear"/>
-            <w:tcMar>
-              <w:top w:type="dxa" w:w="80"/>
-              <w:left w:type="dxa" w:w="120"/>
-              <w:bottom w:type="dxa" w:w="80"/>
-              <w:right w:type="dxa" w:w="120"/>
-            </w:tcMar>
-            <w:vAlign w:val="center"/>
-          </w:tcPr>
-          <w:p>
-            <w:pPr>
-              <w:jc w:val="center"/>
-            </w:pPr>
-            <w:r>
-              <w:rPr>
-                <w:rFonts w:ascii="Arial" w:cs="Arial" w:eastAsia="Arial" w:hAnsi="Arial"/>
-                <w:b/>
-                <w:bCs/>
-                <w:color w:val="C0392B"/>
-                <w:sz w:val="22"/>
-                <w:szCs w:val="22"/>
-              </w:rPr>
-              <w:t xml:space="preserve">S</w:t>
-            </w:r>
-          </w:p>
-        </w:tc>
-        <w:tc>
-          <w:tcPr>
-            <w:tcW w:type="dxa" w:w="2200"/>
-            <w:tcBorders>
-              <w:top w:val="single" w:color="CCCCCC" w:sz="1"/>
-              <w:left w:val="single" w:color="CCCCCC" w:sz="1"/>
-              <w:bottom w:val="single" w:color="CCCCCC" w:sz="1"/>
-              <w:right w:val="single" w:color="CCCCCC" w:sz="1"/>
-            </w:tcBorders>
-            <w:tcMar>
-              <w:top w:type="dxa" w:w="80"/>
-              <w:left w:type="dxa" w:w="120"/>
-              <w:bottom w:type="dxa" w:w="80"/>
-              <w:right w:type="dxa" w:w="120"/>
-            </w:tcMar>
-            <w:vAlign w:val="center"/>
-          </w:tcPr>
-          <w:p>
-            <w:pPr>
-              <w:jc w:val="left"/>
-            </w:pPr>
-            <w:r>
-              <w:rPr>
-                <w:rFonts w:ascii="Arial" w:cs="Arial" w:eastAsia="Arial" w:hAnsi="Arial"/>
-                <w:b/>
-                <w:bCs/>
-                <w:color w:val="333333"/>
-                <w:sz w:val="20"/>
-                <w:szCs w:val="20"/>
-              </w:rPr>
-              <w:t xml:space="preserve">騒音・防音</w:t>
-            </w:r>
-          </w:p>
-        </w:tc>
-        <w:tc>
-          <w:tcPr>
-            <w:tcW w:type="dxa" w:w="4360"/>
-            <w:tcBorders>
-              <w:top w:val="single" w:color="CCCCCC" w:sz="1"/>
-              <w:left w:val="single" w:color="CCCCCC" w:sz="1"/>
-              <w:bottom w:val="single" w:color="CCCCCC" w:sz="1"/>
-              <w:right w:val="single" w:color="CCCCCC" w:sz="1"/>
-            </w:tcBorders>
-            <w:tcMar>
-              <w:top w:type="dxa" w:w="80"/>
-              <w:left w:type="dxa" w:w="120"/>
-              <w:bottom w:type="dxa" w:w="80"/>
-              <w:right w:type="dxa" w:w="120"/>
-            </w:tcMar>
-            <w:vAlign w:val="center"/>
-          </w:tcPr>
-          <w:p>
-            <w:pPr>
-              <w:jc w:val="left"/>
-            </w:pPr>
-            <w:r>
-              <w:rPr>
-                <w:rFonts w:ascii="Arial" w:cs="Arial" w:eastAsia="Arial" w:hAnsi="Arial"/>
-                <w:b w:val="false"/>
-                <w:bCs w:val="false"/>
-                <w:color w:val="333333"/>
-                <w:sz w:val="20"/>
-                <w:szCs w:val="20"/>
-              </w:rPr>
-              <w:t xml:space="preserve">隣室の音、電車の音、エレベーター振動、廊下の足音</w:t>
-            </w:r>
-          </w:p>
-        </w:tc>
-        <w:tc>
-          <w:tcPr>
-            <w:tcW w:type="dxa" w:w="2000"/>
-            <w:tcBorders>
-              <w:top w:val="single" w:color="CCCCCC" w:sz="1"/>
-              <w:left w:val="single" w:color="CCCCCC" w:sz="1"/>
-              <w:bottom w:val="single" w:color="CCCCCC" w:sz="1"/>
-              <w:right w:val="single" w:color="CCCCCC" w:sz="1"/>
-            </w:tcBorders>
-            <w:tcMar>
-              <w:top w:type="dxa" w:w="80"/>
-              <w:left w:type="dxa" w:w="120"/>
-              <w:bottom w:type="dxa" w:w="80"/>
-              <w:right w:type="dxa" w:w="120"/>
-            </w:tcMar>
-            <w:vAlign w:val="center"/>
-          </w:tcPr>
-          <w:p>
-            <w:pPr>
-              <w:jc w:val="center"/>
-            </w:pPr>
-            <w:r>
-              <w:rPr>
-                <w:rFonts w:ascii="Arial" w:cs="Arial" w:eastAsia="Arial" w:hAnsi="Arial"/>
-                <w:b w:val="false"/>
-                <w:bCs w:val="false"/>
-                <w:color w:val="333333"/>
-                <w:sz w:val="20"/>
-                <w:szCs w:val="20"/>
-              </w:rPr>
-              <w:t xml:space="preserve">快適性低下・9件</w:t>
+              <w:t xml:space="preserve">高影響・10件</w:t>
             </w:r>
           </w:p>
         </w:tc>
@@ -4689,7 +4744,7 @@
                 <w:sz w:val="20"/>
                 <w:szCs w:val="20"/>
               </w:rPr>
-              <w:t xml:space="preserve">水回り</w:t>
+              <w:t xml:space="preserve">騒音・防音問題</w:t>
             </w:r>
           </w:p>
         </w:tc>
@@ -4723,7 +4778,7 @@
                 <w:sz w:val="20"/>
                 <w:szCs w:val="20"/>
               </w:rPr>
-              <w:t xml:space="preserve">水圧弱い、排水遅い、バスルーム狭い、シャワーヘッド劣化</w:t>
+              <w:t xml:space="preserve">「ボロアパート並みの防音性能。ひっきりなしの電車の音」「線路側の部屋で睡眠困難」という深刻な騒音問題</w:t>
             </w:r>
           </w:p>
         </w:tc>
@@ -4757,7 +4812,7 @@
                 <w:sz w:val="20"/>
                 <w:szCs w:val="20"/>
               </w:rPr>
-              <w:t xml:space="preserve">基本品質・6件</w:t>
+              <w:t xml:space="preserve">高影響・8件</w:t>
             </w:r>
           </w:p>
         </w:tc>
@@ -4828,7 +4883,7 @@
                 <w:sz w:val="20"/>
                 <w:szCs w:val="20"/>
               </w:rPr>
-              <w:t xml:space="preserve">清掃品質</w:t>
+              <w:t xml:space="preserve">立地の分かりにくさ</w:t>
             </w:r>
           </w:p>
         </w:tc>
@@ -4862,7 +4917,7 @@
                 <w:sz w:val="20"/>
                 <w:szCs w:val="20"/>
               </w:rPr>
-              <w:t xml:space="preserve">髪の毛、ほこり、ベッド周りの清掃不足、換気不十分</w:t>
+              <w:t xml:space="preserve">「地図を見ないとスムーズにたどり着けない」「駅から遠い・わかりにくい」というアクセスの複雑さ</w:t>
             </w:r>
           </w:p>
         </w:tc>
@@ -4896,7 +4951,7 @@
                 <w:sz w:val="20"/>
                 <w:szCs w:val="20"/>
               </w:rPr>
-              <w:t xml:space="preserve">衛生認知・5件</w:t>
+              <w:t xml:space="preserve">中影響・3件</w:t>
             </w:r>
           </w:p>
         </w:tc>
@@ -4967,7 +5022,7 @@
                 <w:sz w:val="20"/>
                 <w:szCs w:val="20"/>
               </w:rPr>
-              <w:t xml:space="preserve">コスパ割高感</w:t>
+              <w:t xml:space="preserve">朝食のクオリティ</w:t>
             </w:r>
           </w:p>
         </w:tc>
@@ -5001,7 +5056,7 @@
                 <w:sz w:val="20"/>
                 <w:szCs w:val="20"/>
               </w:rPr>
-              <w:t xml:space="preserve">設備の古さに対して料金が高いと感じる声</w:t>
+              <w:t xml:space="preserve">「おかずが少ない」「貧素な感じ」という朝食内容への指摘。内容と価格のバランスへの不満</w:t>
             </w:r>
           </w:p>
         </w:tc>
@@ -5035,7 +5090,7 @@
                 <w:sz w:val="20"/>
                 <w:szCs w:val="20"/>
               </w:rPr>
-              <w:t xml:space="preserve">価格妥当性・4件</w:t>
+              <w:t xml:space="preserve">中影響・2件</w:t>
             </w:r>
           </w:p>
         </w:tc>
@@ -5106,7 +5161,7 @@
                 <w:sz w:val="20"/>
                 <w:szCs w:val="20"/>
               </w:rPr>
-              <w:t xml:space="preserve">立地（ネガティブ）</w:t>
+              <w:t xml:space="preserve">アメニティ・洗面設備</w:t>
             </w:r>
           </w:p>
         </w:tc>
@@ -5140,7 +5195,7 @@
                 <w:sz w:val="20"/>
                 <w:szCs w:val="20"/>
               </w:rPr>
-              <w:t xml:space="preserve">駅からの道順が分かりにくい、夜道が暗い</w:t>
+              <w:t xml:space="preserve">シャンプー・コンディショナーの品質や乾燥対策（加湿器未設置）への不満</w:t>
             </w:r>
           </w:p>
         </w:tc>
@@ -5174,7 +5229,7 @@
                 <w:sz w:val="20"/>
                 <w:szCs w:val="20"/>
               </w:rPr>
-              <w:t xml:space="preserve">アクセス不安・3件</w:t>
+              <w:t xml:space="preserve">低影響・2件</w:t>
             </w:r>
           </w:p>
         </w:tc>
@@ -5245,7 +5300,7 @@
                 <w:sz w:val="20"/>
                 <w:szCs w:val="20"/>
               </w:rPr>
-              <w:t xml:space="preserve">タバコ臭</w:t>
+              <w:t xml:space="preserve">飲食店へのアクセス</w:t>
             </w:r>
           </w:p>
         </w:tc>
@@ -5279,7 +5334,7 @@
                 <w:sz w:val="20"/>
                 <w:szCs w:val="20"/>
               </w:rPr>
-              <w:t xml:space="preserve">禁煙室でもタバコの匂いが残存</w:t>
+              <w:t xml:space="preserve">「周辺にリーズナブルな飲食店がなく、コンビニか駅方面まで行かないとない」という周辺環境への指摘</w:t>
             </w:r>
           </w:p>
         </w:tc>
@@ -5313,285 +5368,7 @@
                 <w:sz w:val="20"/>
                 <w:szCs w:val="20"/>
               </w:rPr>
-              <w:t xml:space="preserve">品質認知・2件</w:t>
-            </w:r>
-          </w:p>
-        </w:tc>
-      </w:tr>
-      <w:tr>
-        <w:tc>
-          <w:tcPr>
-            <w:tcW w:type="dxa" w:w="800"/>
-            <w:tcBorders>
-              <w:top w:val="single" w:color="CCCCCC" w:sz="1"/>
-              <w:left w:val="single" w:color="CCCCCC" w:sz="1"/>
-              <w:bottom w:val="single" w:color="CCCCCC" w:sz="1"/>
-              <w:right w:val="single" w:color="CCCCCC" w:sz="1"/>
-            </w:tcBorders>
-            <w:shd w:fill="F2F2F2" w:val="clear"/>
-            <w:tcMar>
-              <w:top w:type="dxa" w:w="80"/>
-              <w:left w:type="dxa" w:w="120"/>
-              <w:bottom w:type="dxa" w:w="80"/>
-              <w:right w:type="dxa" w:w="120"/>
-            </w:tcMar>
-            <w:vAlign w:val="center"/>
-          </w:tcPr>
-          <w:p>
-            <w:pPr>
-              <w:jc w:val="center"/>
-            </w:pPr>
-            <w:r>
-              <w:rPr>
-                <w:rFonts w:ascii="Arial" w:cs="Arial" w:eastAsia="Arial" w:hAnsi="Arial"/>
-                <w:b/>
-                <w:bCs/>
-                <w:color w:val="888888"/>
-                <w:sz w:val="22"/>
-                <w:szCs w:val="22"/>
-              </w:rPr>
-              <w:t xml:space="preserve">C</w:t>
-            </w:r>
-          </w:p>
-        </w:tc>
-        <w:tc>
-          <w:tcPr>
-            <w:tcW w:type="dxa" w:w="2200"/>
-            <w:tcBorders>
-              <w:top w:val="single" w:color="CCCCCC" w:sz="1"/>
-              <w:left w:val="single" w:color="CCCCCC" w:sz="1"/>
-              <w:bottom w:val="single" w:color="CCCCCC" w:sz="1"/>
-              <w:right w:val="single" w:color="CCCCCC" w:sz="1"/>
-            </w:tcBorders>
-            <w:tcMar>
-              <w:top w:type="dxa" w:w="80"/>
-              <w:left w:type="dxa" w:w="120"/>
-              <w:bottom w:type="dxa" w:w="80"/>
-              <w:right w:type="dxa" w:w="120"/>
-            </w:tcMar>
-            <w:vAlign w:val="center"/>
-          </w:tcPr>
-          <w:p>
-            <w:pPr>
-              <w:jc w:val="left"/>
-            </w:pPr>
-            <w:r>
-              <w:rPr>
-                <w:rFonts w:ascii="Arial" w:cs="Arial" w:eastAsia="Arial" w:hAnsi="Arial"/>
-                <w:b/>
-                <w:bCs/>
-                <w:color w:val="333333"/>
-                <w:sz w:val="20"/>
-                <w:szCs w:val="20"/>
-              </w:rPr>
-              <w:t xml:space="preserve">空調</w:t>
-            </w:r>
-          </w:p>
-        </w:tc>
-        <w:tc>
-          <w:tcPr>
-            <w:tcW w:type="dxa" w:w="4360"/>
-            <w:tcBorders>
-              <w:top w:val="single" w:color="CCCCCC" w:sz="1"/>
-              <w:left w:val="single" w:color="CCCCCC" w:sz="1"/>
-              <w:bottom w:val="single" w:color="CCCCCC" w:sz="1"/>
-              <w:right w:val="single" w:color="CCCCCC" w:sz="1"/>
-            </w:tcBorders>
-            <w:tcMar>
-              <w:top w:type="dxa" w:w="80"/>
-              <w:left w:type="dxa" w:w="120"/>
-              <w:bottom w:type="dxa" w:w="80"/>
-              <w:right w:type="dxa" w:w="120"/>
-            </w:tcMar>
-            <w:vAlign w:val="center"/>
-          </w:tcPr>
-          <w:p>
-            <w:pPr>
-              <w:jc w:val="left"/>
-            </w:pPr>
-            <w:r>
-              <w:rPr>
-                <w:rFonts w:ascii="Arial" w:cs="Arial" w:eastAsia="Arial" w:hAnsi="Arial"/>
-                <w:b w:val="false"/>
-                <w:bCs w:val="false"/>
-                <w:color w:val="333333"/>
-                <w:sz w:val="20"/>
-                <w:szCs w:val="20"/>
-              </w:rPr>
-              <w:t xml:space="preserve">エアコンの効きが悪い、温度調整困難</w:t>
-            </w:r>
-          </w:p>
-        </w:tc>
-        <w:tc>
-          <w:tcPr>
-            <w:tcW w:type="dxa" w:w="2000"/>
-            <w:tcBorders>
-              <w:top w:val="single" w:color="CCCCCC" w:sz="1"/>
-              <w:left w:val="single" w:color="CCCCCC" w:sz="1"/>
-              <w:bottom w:val="single" w:color="CCCCCC" w:sz="1"/>
-              <w:right w:val="single" w:color="CCCCCC" w:sz="1"/>
-            </w:tcBorders>
-            <w:tcMar>
-              <w:top w:type="dxa" w:w="80"/>
-              <w:left w:type="dxa" w:w="120"/>
-              <w:bottom w:type="dxa" w:w="80"/>
-              <w:right w:type="dxa" w:w="120"/>
-            </w:tcMar>
-            <w:vAlign w:val="center"/>
-          </w:tcPr>
-          <w:p>
-            <w:pPr>
-              <w:jc w:val="center"/>
-            </w:pPr>
-            <w:r>
-              <w:rPr>
-                <w:rFonts w:ascii="Arial" w:cs="Arial" w:eastAsia="Arial" w:hAnsi="Arial"/>
-                <w:b w:val="false"/>
-                <w:bCs w:val="false"/>
-                <w:color w:val="333333"/>
-                <w:sz w:val="20"/>
-                <w:szCs w:val="20"/>
-              </w:rPr>
-              <w:t xml:space="preserve">快適性低下・2件</w:t>
-            </w:r>
-          </w:p>
-        </w:tc>
-      </w:tr>
-      <w:tr>
-        <w:tc>
-          <w:tcPr>
-            <w:tcW w:type="dxa" w:w="800"/>
-            <w:tcBorders>
-              <w:top w:val="single" w:color="CCCCCC" w:sz="1"/>
-              <w:left w:val="single" w:color="CCCCCC" w:sz="1"/>
-              <w:bottom w:val="single" w:color="CCCCCC" w:sz="1"/>
-              <w:right w:val="single" w:color="CCCCCC" w:sz="1"/>
-            </w:tcBorders>
-            <w:shd w:fill="F2F2F2" w:val="clear"/>
-            <w:tcMar>
-              <w:top w:type="dxa" w:w="80"/>
-              <w:left w:type="dxa" w:w="120"/>
-              <w:bottom w:type="dxa" w:w="80"/>
-              <w:right w:type="dxa" w:w="120"/>
-            </w:tcMar>
-            <w:vAlign w:val="center"/>
-          </w:tcPr>
-          <w:p>
-            <w:pPr>
-              <w:jc w:val="center"/>
-            </w:pPr>
-            <w:r>
-              <w:rPr>
-                <w:rFonts w:ascii="Arial" w:cs="Arial" w:eastAsia="Arial" w:hAnsi="Arial"/>
-                <w:b/>
-                <w:bCs/>
-                <w:color w:val="888888"/>
-                <w:sz w:val="22"/>
-                <w:szCs w:val="22"/>
-              </w:rPr>
-              <w:t xml:space="preserve">C</w:t>
-            </w:r>
-          </w:p>
-        </w:tc>
-        <w:tc>
-          <w:tcPr>
-            <w:tcW w:type="dxa" w:w="2200"/>
-            <w:tcBorders>
-              <w:top w:val="single" w:color="CCCCCC" w:sz="1"/>
-              <w:left w:val="single" w:color="CCCCCC" w:sz="1"/>
-              <w:bottom w:val="single" w:color="CCCCCC" w:sz="1"/>
-              <w:right w:val="single" w:color="CCCCCC" w:sz="1"/>
-            </w:tcBorders>
-            <w:tcMar>
-              <w:top w:type="dxa" w:w="80"/>
-              <w:left w:type="dxa" w:w="120"/>
-              <w:bottom w:type="dxa" w:w="80"/>
-              <w:right w:type="dxa" w:w="120"/>
-            </w:tcMar>
-            <w:vAlign w:val="center"/>
-          </w:tcPr>
-          <w:p>
-            <w:pPr>
-              <w:jc w:val="left"/>
-            </w:pPr>
-            <w:r>
-              <w:rPr>
-                <w:rFonts w:ascii="Arial" w:cs="Arial" w:eastAsia="Arial" w:hAnsi="Arial"/>
-                <w:b/>
-                <w:bCs/>
-                <w:color w:val="333333"/>
-                <w:sz w:val="20"/>
-                <w:szCs w:val="20"/>
-              </w:rPr>
-              <w:t xml:space="preserve">加湿器</w:t>
-            </w:r>
-          </w:p>
-        </w:tc>
-        <w:tc>
-          <w:tcPr>
-            <w:tcW w:type="dxa" w:w="4360"/>
-            <w:tcBorders>
-              <w:top w:val="single" w:color="CCCCCC" w:sz="1"/>
-              <w:left w:val="single" w:color="CCCCCC" w:sz="1"/>
-              <w:bottom w:val="single" w:color="CCCCCC" w:sz="1"/>
-              <w:right w:val="single" w:color="CCCCCC" w:sz="1"/>
-            </w:tcBorders>
-            <w:tcMar>
-              <w:top w:type="dxa" w:w="80"/>
-              <w:left w:type="dxa" w:w="120"/>
-              <w:bottom w:type="dxa" w:w="80"/>
-              <w:right w:type="dxa" w:w="120"/>
-            </w:tcMar>
-            <w:vAlign w:val="center"/>
-          </w:tcPr>
-          <w:p>
-            <w:pPr>
-              <w:jc w:val="left"/>
-            </w:pPr>
-            <w:r>
-              <w:rPr>
-                <w:rFonts w:ascii="Arial" w:cs="Arial" w:eastAsia="Arial" w:hAnsi="Arial"/>
-                <w:b w:val="false"/>
-                <w:bCs w:val="false"/>
-                <w:color w:val="333333"/>
-                <w:sz w:val="20"/>
-                <w:szCs w:val="20"/>
-              </w:rPr>
-              <w:t xml:space="preserve">加湿器が古い、または設置されていない</w:t>
-            </w:r>
-          </w:p>
-        </w:tc>
-        <w:tc>
-          <w:tcPr>
-            <w:tcW w:type="dxa" w:w="2000"/>
-            <w:tcBorders>
-              <w:top w:val="single" w:color="CCCCCC" w:sz="1"/>
-              <w:left w:val="single" w:color="CCCCCC" w:sz="1"/>
-              <w:bottom w:val="single" w:color="CCCCCC" w:sz="1"/>
-              <w:right w:val="single" w:color="CCCCCC" w:sz="1"/>
-            </w:tcBorders>
-            <w:tcMar>
-              <w:top w:type="dxa" w:w="80"/>
-              <w:left w:type="dxa" w:w="120"/>
-              <w:bottom w:type="dxa" w:w="80"/>
-              <w:right w:type="dxa" w:w="120"/>
-            </w:tcMar>
-            <w:vAlign w:val="center"/>
-          </w:tcPr>
-          <w:p>
-            <w:pPr>
-              <w:jc w:val="center"/>
-            </w:pPr>
-            <w:r>
-              <w:rPr>
-                <w:rFonts w:ascii="Arial" w:cs="Arial" w:eastAsia="Arial" w:hAnsi="Arial"/>
-                <w:b w:val="false"/>
-                <w:bCs w:val="false"/>
-                <w:color w:val="333333"/>
-                <w:sz w:val="20"/>
-                <w:szCs w:val="20"/>
-              </w:rPr>
-              <w:t xml:space="preserve">季節的課題・1件</w:t>
+              <w:t xml:space="preserve">低影響・1件</w:t>
             </w:r>
           </w:p>
         </w:tc>
@@ -5668,7 +5445,7 @@
           <w:sz w:val="21"/>
           <w:szCs w:val="21"/>
         </w:rPr>
-        <w:t xml:space="preserve">投資を最小限に抑え、オペレーション改善で効果を目指す施策</w:t>
+        <w:t xml:space="preserve">投資不要・オペレーション改善で対応可能な施策</w:t>
       </w:r>
     </w:p>
     <w:p>
@@ -5689,7 +5466,7 @@
           <w:sz w:val="22"/>
           <w:szCs w:val="22"/>
         </w:rPr>
-        <w:t xml:space="preserve">(1) 清掃品質の強化</w:t>
+        <w:t xml:space="preserve">(1) 設備不具合の緊急対応</w:t>
       </w:r>
     </w:p>
     <w:p>
@@ -5708,7 +5485,7 @@
           <w:sz w:val="21"/>
           <w:szCs w:val="21"/>
         </w:rPr>
-        <w:t xml:space="preserve">清掃チェックリストの見直し：髪の毛、ほこり、水垢の重点チェック項目を追加</w:t>
+        <w:t xml:space="preserve">浴槽の穴・ヒビなど安全に関わる設備不具合の即時修繕</w:t>
       </w:r>
     </w:p>
     <w:p>
@@ -5727,7 +5504,7 @@
           <w:sz w:val="21"/>
           <w:szCs w:val="21"/>
         </w:rPr>
-        <w:t xml:space="preserve">ダブルチェック体制の導入（清掃スタッフ→チームリーダーの2段階確認）</w:t>
+        <w:t xml:space="preserve">客室ごとの設備点検チェックリストの導入と月次実施</w:t>
       </w:r>
     </w:p>
     <w:p>
@@ -5746,7 +5523,7 @@
           <w:sz w:val="21"/>
           <w:szCs w:val="21"/>
         </w:rPr>
-        <w:t xml:space="preserve">清掃後の換気時間を最低30分確保するオペレーション変更</w:t>
+        <w:t xml:space="preserve">廊下カーペットの張り替え・固定</w:t>
       </w:r>
     </w:p>
     <w:p>
@@ -5767,7 +5544,7 @@
           <w:sz w:val="22"/>
           <w:szCs w:val="22"/>
         </w:rPr>
-        <w:t xml:space="preserve">(2) 騒音対策（即効性のあるもの）</w:t>
+        <w:t xml:space="preserve">(2) アクセス案内の改善</w:t>
       </w:r>
     </w:p>
     <w:p>
@@ -5786,7 +5563,7 @@
           <w:sz w:val="21"/>
           <w:szCs w:val="21"/>
         </w:rPr>
-        <w:t xml:space="preserve">簡易防音テープの設置（ドア下部・窓際）</w:t>
+        <w:t xml:space="preserve">ホテルまでの詳細な道順マップ（写真付き）をOTA・公式サイトに掲載</w:t>
       </w:r>
     </w:p>
     <w:p>
@@ -5805,7 +5582,7 @@
           <w:sz w:val="21"/>
           <w:szCs w:val="21"/>
         </w:rPr>
-        <w:t xml:space="preserve">耳栓のアメニティ提供を検討</w:t>
+        <w:t xml:space="preserve">各最寄駅からの徒歩ルート案内看板の設置</w:t>
       </w:r>
     </w:p>
     <w:p>
@@ -5824,7 +5601,7 @@
           <w:sz w:val="21"/>
           <w:szCs w:val="21"/>
         </w:rPr>
-        <w:t xml:space="preserve">騒音の多い客室を特定し、静かな客室を優先配分</w:t>
+        <w:t xml:space="preserve">チェックイン前のゲストへのアクセス案内メール自動送信</w:t>
       </w:r>
     </w:p>
     <w:p>
@@ -5845,7 +5622,7 @@
           <w:sz w:val="22"/>
           <w:szCs w:val="22"/>
         </w:rPr>
-        <w:t xml:space="preserve">(3) 水回りメンテナンス</w:t>
+        <w:t xml:space="preserve">(3) 線路側客室への対策・告知</w:t>
       </w:r>
     </w:p>
     <w:p>
@@ -5864,7 +5641,7 @@
           <w:sz w:val="21"/>
           <w:szCs w:val="21"/>
         </w:rPr>
-        <w:t xml:space="preserve">シャワーヘッドの目詰まりチェック・交換を月次で実施</w:t>
+        <w:t xml:space="preserve">線路側客室であることをOTA予約時に明示</w:t>
       </w:r>
     </w:p>
     <w:p>
@@ -5883,28 +5660,7 @@
           <w:sz w:val="21"/>
           <w:szCs w:val="21"/>
         </w:rPr>
-        <w:t xml:space="preserve">排水口クリーニングの頻度を月2回に</w:t>
-      </w:r>
-    </w:p>
-    <w:p>
-      <w:pPr>
-        <w:spacing w:after="80"/>
-      </w:pPr>
-    </w:p>
-    <w:p>
-      <w:pPr>
-        <w:spacing w:after="120" w:before="200"/>
-      </w:pPr>
-      <w:r>
-        <w:rPr>
-          <w:rFonts w:ascii="Arial" w:cs="Arial" w:eastAsia="Arial" w:hAnsi="Arial"/>
-          <w:b/>
-          <w:bCs/>
-          <w:color w:val="1B3A5C"/>
-          <w:sz w:val="22"/>
-          <w:szCs w:val="22"/>
-        </w:rPr>
-        <w:t xml:space="preserve">(4) 口コミ返信の開始・強化</w:t>
+        <w:t xml:space="preserve">耳栓・防音グッズのフロント無料貸出を開始</w:t>
       </w:r>
     </w:p>
     <w:p>
@@ -5923,45 +5679,7 @@
           <w:sz w:val="21"/>
           <w:szCs w:val="21"/>
         </w:rPr>
-        <w:t xml:space="preserve">全サイトの口コミに48時間以内の返信を開始</w:t>
-      </w:r>
-    </w:p>
-    <w:p>
-      <w:pPr>
-        <w:pStyle w:val="ListParagraph"/>
-        <w:numPr>
-          <w:ilvl w:val="0"/>
-          <w:numId w:val="2"/>
-        </w:numPr>
-        <w:spacing w:after="80" w:line="300"/>
-      </w:pPr>
-      <w:r>
-        <w:rPr>
-          <w:rFonts w:ascii="Arial" w:cs="Arial" w:eastAsia="Arial" w:hAnsi="Arial"/>
-          <w:color w:val="333333"/>
-          <w:sz w:val="21"/>
-          <w:szCs w:val="21"/>
-        </w:rPr>
-        <w:t xml:space="preserve">低評価口コミには謝罪と具体的改善策を記載</w:t>
-      </w:r>
-    </w:p>
-    <w:p>
-      <w:pPr>
-        <w:pStyle w:val="ListParagraph"/>
-        <w:numPr>
-          <w:ilvl w:val="0"/>
-          <w:numId w:val="2"/>
-        </w:numPr>
-        <w:spacing w:after="80" w:line="300"/>
-      </w:pPr>
-      <w:r>
-        <w:rPr>
-          <w:rFonts w:ascii="Arial" w:cs="Arial" w:eastAsia="Arial" w:hAnsi="Arial"/>
-          <w:color w:val="333333"/>
-          <w:sz w:val="21"/>
-          <w:szCs w:val="21"/>
-        </w:rPr>
-        <w:t xml:space="preserve">Google口コミの改善を最優先（12件・平均3.08/5で最も低い）</w:t>
+        <w:t xml:space="preserve">騒音懸念ゲストへの反線路側客室への優先アサイン</w:t>
       </w:r>
     </w:p>
     <w:p>
@@ -6019,7 +5737,7 @@
           <w:sz w:val="22"/>
           <w:szCs w:val="22"/>
         </w:rPr>
-        <w:t xml:space="preserve">(1) 客室リフレッシュ（部分改修）</w:t>
+        <w:t xml:space="preserve">(1) 客室防音対策</w:t>
       </w:r>
     </w:p>
     <w:p>
@@ -6038,7 +5756,7 @@
           <w:sz w:val="21"/>
           <w:szCs w:val="21"/>
         </w:rPr>
-        <w:t xml:space="preserve">壁紙・カーペットの交換を優先フロアから段階的に実施</w:t>
+        <w:t xml:space="preserve">防音カーテン・二重窓の設置（線路側客室優先）</w:t>
       </w:r>
     </w:p>
     <w:p>
@@ -6057,7 +5775,7 @@
           <w:sz w:val="21"/>
           <w:szCs w:val="21"/>
         </w:rPr>
-        <w:t xml:space="preserve">照明のLED化（明るく清潔感のある印象を演出）</w:t>
+        <w:t xml:space="preserve">ドア・窓の隙間テープによる防音強化</w:t>
       </w:r>
     </w:p>
     <w:p>
@@ -6076,7 +5794,7 @@
           <w:sz w:val="21"/>
           <w:szCs w:val="21"/>
         </w:rPr>
-        <w:t xml:space="preserve">小物（ゴミ箱、ハンガー、リモコン等）の新品交換</w:t>
+        <w:t xml:space="preserve">加湿器の客室常備（乾燥対策）</w:t>
       </w:r>
     </w:p>
     <w:p>
@@ -6097,7 +5815,7 @@
           <w:sz w:val="22"/>
           <w:szCs w:val="22"/>
         </w:rPr>
-        <w:t xml:space="preserve">(2) OTA対策の強化</w:t>
+        <w:t xml:space="preserve">(2) 客室・共用部の段階的リニューアル</w:t>
       </w:r>
     </w:p>
     <w:p>
@@ -6116,7 +5834,7 @@
           <w:sz w:val="21"/>
           <w:szCs w:val="21"/>
         </w:rPr>
-        <w:t xml:space="preserve">楽天トラベル・じゃらんの施設写真を刷新</w:t>
+        <w:t xml:space="preserve">壁紙・カーペットの張り替えによる清潔感向上</w:t>
       </w:r>
     </w:p>
     <w:p>
@@ -6135,7 +5853,7 @@
           <w:sz w:val="21"/>
           <w:szCs w:val="21"/>
         </w:rPr>
-        <w:t xml:space="preserve">Googleビジネスプロフィールの写真・情報を最新化</w:t>
+        <w:t xml:space="preserve">浴室設備（シャワーヘッド・水栓）のアップグレード</w:t>
       </w:r>
     </w:p>
     <w:p>
@@ -6154,66 +5872,7 @@
           <w:sz w:val="21"/>
           <w:szCs w:val="21"/>
         </w:rPr>
-        <w:t xml:space="preserve">朝食の魅力をOTA写真・説明で積極的にアピール</w:t>
-      </w:r>
-    </w:p>
-    <w:p>
-      <w:pPr>
-        <w:spacing w:after="80"/>
-      </w:pPr>
-    </w:p>
-    <w:p>
-      <w:pPr>
-        <w:spacing w:after="120" w:before="200"/>
-      </w:pPr>
-      <w:r>
-        <w:rPr>
-          <w:rFonts w:ascii="Arial" w:cs="Arial" w:eastAsia="Arial" w:hAnsi="Arial"/>
-          <w:b/>
-          <w:bCs/>
-          <w:color w:val="1B3A5C"/>
-          <w:sz w:val="22"/>
-          <w:szCs w:val="22"/>
-        </w:rPr>
-        <w:t xml:space="preserve">(3) アクセス案内の改善</w:t>
-      </w:r>
-    </w:p>
-    <w:p>
-      <w:pPr>
-        <w:pStyle w:val="ListParagraph"/>
-        <w:numPr>
-          <w:ilvl w:val="0"/>
-          <w:numId w:val="2"/>
-        </w:numPr>
-        <w:spacing w:after="80" w:line="300"/>
-      </w:pPr>
-      <w:r>
-        <w:rPr>
-          <w:rFonts w:ascii="Arial" w:cs="Arial" w:eastAsia="Arial" w:hAnsi="Arial"/>
-          <w:color w:val="333333"/>
-          <w:sz w:val="21"/>
-          <w:szCs w:val="21"/>
-        </w:rPr>
-        <w:t xml:space="preserve">駅からの写真付きアクセスガイドを作成し、予約確認メールに添付</w:t>
-      </w:r>
-    </w:p>
-    <w:p>
-      <w:pPr>
-        <w:pStyle w:val="ListParagraph"/>
-        <w:numPr>
-          <w:ilvl w:val="0"/>
-          <w:numId w:val="2"/>
-        </w:numPr>
-        <w:spacing w:after="80" w:line="300"/>
-      </w:pPr>
-      <w:r>
-        <w:rPr>
-          <w:rFonts w:ascii="Arial" w:cs="Arial" w:eastAsia="Arial" w:hAnsi="Arial"/>
-          <w:color w:val="333333"/>
-          <w:sz w:val="21"/>
-          <w:szCs w:val="21"/>
-        </w:rPr>
-        <w:t xml:space="preserve">QRコード経路案内のフロントカード設置</w:t>
+        <w:t xml:space="preserve">照明のLED化による明るさ・清潔感の向上</w:t>
       </w:r>
     </w:p>
     <w:p>
@@ -6271,7 +5930,7 @@
           <w:sz w:val="22"/>
           <w:szCs w:val="22"/>
         </w:rPr>
-        <w:t xml:space="preserve">(1) 防音工事</w:t>
+        <w:t xml:space="preserve">(1) 全客室の本格リノベーション</w:t>
       </w:r>
     </w:p>
     <w:p>
@@ -6290,7 +5949,7 @@
           <w:sz w:val="21"/>
           <w:szCs w:val="21"/>
         </w:rPr>
-        <w:t xml:space="preserve">低評価集中フロアの防音調査と改修計画策定</w:t>
+        <w:t xml:space="preserve">客室全体の内装一新（床・壁・浴室・家具）</w:t>
       </w:r>
     </w:p>
     <w:p>
@@ -6309,7 +5968,26 @@
           <w:sz w:val="21"/>
           <w:szCs w:val="21"/>
         </w:rPr>
-        <w:t xml:space="preserve">窓の二重サッシ化・壁面の遮音材追加の検討</w:t>
+        <w:t xml:space="preserve">空調設備のアップグレードによる温度・乾燥問題の解消</w:t>
+      </w:r>
+    </w:p>
+    <w:p>
+      <w:pPr>
+        <w:pStyle w:val="ListParagraph"/>
+        <w:numPr>
+          <w:ilvl w:val="0"/>
+          <w:numId w:val="2"/>
+        </w:numPr>
+        <w:spacing w:after="80" w:line="300"/>
+      </w:pPr>
+      <w:r>
+        <w:rPr>
+          <w:rFonts w:ascii="Arial" w:cs="Arial" w:eastAsia="Arial" w:hAnsi="Arial"/>
+          <w:color w:val="333333"/>
+          <w:sz w:val="21"/>
+          <w:szCs w:val="21"/>
+        </w:rPr>
+        <w:t xml:space="preserve">ハウスダスト対策（高性能空気清浄機の全室設置）</w:t>
       </w:r>
     </w:p>
     <w:p>
@@ -6330,7 +6008,7 @@
           <w:sz w:val="22"/>
           <w:szCs w:val="22"/>
         </w:rPr>
-        <w:t xml:space="preserve">(2) 水回りリニューアル</w:t>
+        <w:t xml:space="preserve">(2) 外壁・構造の防音改修</w:t>
       </w:r>
     </w:p>
     <w:p>
@@ -6349,7 +6027,7 @@
           <w:sz w:val="21"/>
           <w:szCs w:val="21"/>
         </w:rPr>
-        <w:t xml:space="preserve">水圧改善のための給水設備の更新</w:t>
+        <w:t xml:space="preserve">線路側客室の外壁防音材の施工</w:t>
       </w:r>
     </w:p>
     <w:p>
@@ -6368,66 +6046,7 @@
           <w:sz w:val="21"/>
           <w:szCs w:val="21"/>
         </w:rPr>
-        <w:t xml:space="preserve">バスルーム内装の改修</w:t>
-      </w:r>
-    </w:p>
-    <w:p>
-      <w:pPr>
-        <w:spacing w:after="80"/>
-      </w:pPr>
-    </w:p>
-    <w:p>
-      <w:pPr>
-        <w:spacing w:after="120" w:before="200"/>
-      </w:pPr>
-      <w:r>
-        <w:rPr>
-          <w:rFonts w:ascii="Arial" w:cs="Arial" w:eastAsia="Arial" w:hAnsi="Arial"/>
-          <w:b/>
-          <w:bCs/>
-          <w:color w:val="1B3A5C"/>
-          <w:sz w:val="22"/>
-          <w:szCs w:val="22"/>
-        </w:rPr>
-        <w:t xml:space="preserve">(3) 段階的客室リノベーション</w:t>
-      </w:r>
-    </w:p>
-    <w:p>
-      <w:pPr>
-        <w:pStyle w:val="ListParagraph"/>
-        <w:numPr>
-          <w:ilvl w:val="0"/>
-          <w:numId w:val="2"/>
-        </w:numPr>
-        <w:spacing w:after="80" w:line="300"/>
-      </w:pPr>
-      <w:r>
-        <w:rPr>
-          <w:rFonts w:ascii="Arial" w:cs="Arial" w:eastAsia="Arial" w:hAnsi="Arial"/>
-          <w:color w:val="333333"/>
-          <w:sz w:val="21"/>
-          <w:szCs w:val="21"/>
-        </w:rPr>
-        <w:t xml:space="preserve">最も老朽化が進んでいるフロアからの段階的改修</w:t>
-      </w:r>
-    </w:p>
-    <w:p>
-      <w:pPr>
-        <w:pStyle w:val="ListParagraph"/>
-        <w:numPr>
-          <w:ilvl w:val="0"/>
-          <w:numId w:val="2"/>
-        </w:numPr>
-        <w:spacing w:after="80" w:line="300"/>
-      </w:pPr>
-      <w:r>
-        <w:rPr>
-          <w:rFonts w:ascii="Arial" w:cs="Arial" w:eastAsia="Arial" w:hAnsi="Arial"/>
-          <w:color w:val="333333"/>
-          <w:sz w:val="21"/>
-          <w:szCs w:val="21"/>
-        </w:rPr>
-        <w:t xml:space="preserve">USB充電ポート、高速WiFi等のデジタルインフラ整備</w:t>
+        <w:t xml:space="preserve">二重サッシへの全面的な交換</w:t>
       </w:r>
     </w:p>
     <w:p>
@@ -6663,7 +6282,7 @@
                 <w:sz w:val="20"/>
                 <w:szCs w:val="20"/>
               </w:rPr>
-              <w:t xml:space="preserve">全体平均評価(10pt)</w:t>
+              <w:t xml:space="preserve">全体平均(10pt換算)</w:t>
             </w:r>
           </w:p>
         </w:tc>
@@ -6872,7 +6491,7 @@
                 <w:sz w:val="20"/>
                 <w:szCs w:val="20"/>
               </w:rPr>
-              <w:t xml:space="preserve">65%以上</w:t>
+              <w:t xml:space="preserve">68%以上</w:t>
             </w:r>
           </w:p>
         </w:tc>
@@ -7011,7 +6630,7 @@
                 <w:sz w:val="20"/>
                 <w:szCs w:val="20"/>
               </w:rPr>
-              <w:t xml:space="preserve">15%以下</w:t>
+              <w:t xml:space="preserve">10%以下</w:t>
             </w:r>
           </w:p>
         </w:tc>
@@ -7082,7 +6701,7 @@
                 <w:sz w:val="20"/>
                 <w:szCs w:val="20"/>
               </w:rPr>
-              <w:t xml:space="preserve">楽天トラベル平均</w:t>
+              <w:t xml:space="preserve">Google平均評価</w:t>
             </w:r>
           </w:p>
         </w:tc>
@@ -7117,7 +6736,7 @@
                 <w:sz w:val="20"/>
                 <w:szCs w:val="20"/>
               </w:rPr>
-              <w:t xml:space="preserve">3.53/5点</w:t>
+              <w:t xml:space="preserve">3.08/5点</w:t>
             </w:r>
           </w:p>
         </w:tc>
@@ -7223,7 +6842,7 @@
                 <w:sz w:val="20"/>
                 <w:szCs w:val="20"/>
               </w:rPr>
-              <w:t xml:space="preserve">Google評価</w:t>
+              <w:t xml:space="preserve">じゃらん平均評価</w:t>
             </w:r>
           </w:p>
         </w:tc>
@@ -7253,11 +6872,11 @@
                 <w:rFonts w:ascii="Arial" w:cs="Arial" w:eastAsia="Arial" w:hAnsi="Arial"/>
                 <w:b w:val="false"/>
                 <w:bCs w:val="false"/>
-                <w:color w:val="C0392B"/>
-                <w:sz w:val="20"/>
-                <w:szCs w:val="20"/>
-              </w:rPr>
-              <w:t xml:space="preserve">3.08/5点</w:t>
+                <w:color w:val="333333"/>
+                <w:sz w:val="20"/>
+                <w:szCs w:val="20"/>
+              </w:rPr>
+              <w:t xml:space="preserve">3.43/5点</w:t>
             </w:r>
           </w:p>
         </w:tc>
@@ -7291,7 +6910,7 @@
                 <w:sz w:val="20"/>
                 <w:szCs w:val="20"/>
               </w:rPr>
-              <w:t xml:space="preserve">3.5/5点以上</w:t>
+              <w:t xml:space="preserve">3.8/5点以上</w:t>
             </w:r>
           </w:p>
         </w:tc>
@@ -7468,6 +7087,144 @@
                 <w:szCs w:val="20"/>
               </w:rPr>
               <w:t xml:space="preserve">2026年6月</w:t>
+            </w:r>
+          </w:p>
+        </w:tc>
+      </w:tr>
+      <w:tr>
+        <w:tc>
+          <w:tcPr>
+            <w:tcW w:type="dxa" w:w="2800"/>
+            <w:tcBorders>
+              <w:top w:val="single" w:color="CCCCCC" w:sz="1"/>
+              <w:left w:val="single" w:color="CCCCCC" w:sz="1"/>
+              <w:bottom w:val="single" w:color="CCCCCC" w:sz="1"/>
+              <w:right w:val="single" w:color="CCCCCC" w:sz="1"/>
+            </w:tcBorders>
+            <w:tcMar>
+              <w:top w:type="dxa" w:w="80"/>
+              <w:left w:type="dxa" w:w="120"/>
+              <w:bottom w:type="dxa" w:w="80"/>
+              <w:right w:type="dxa" w:w="120"/>
+            </w:tcMar>
+            <w:vAlign w:val="center"/>
+          </w:tcPr>
+          <w:p>
+            <w:pPr>
+              <w:jc w:val="left"/>
+            </w:pPr>
+            <w:r>
+              <w:rPr>
+                <w:rFonts w:ascii="Arial" w:cs="Arial" w:eastAsia="Arial" w:hAnsi="Arial"/>
+                <w:b/>
+                <w:bCs/>
+                <w:color w:val="333333"/>
+                <w:sz w:val="20"/>
+                <w:szCs w:val="20"/>
+              </w:rPr>
+              <w:t xml:space="preserve">設備クレーム件数</w:t>
+            </w:r>
+          </w:p>
+        </w:tc>
+        <w:tc>
+          <w:tcPr>
+            <w:tcW w:type="dxa" w:w="2200"/>
+            <w:tcBorders>
+              <w:top w:val="single" w:color="CCCCCC" w:sz="1"/>
+              <w:left w:val="single" w:color="CCCCCC" w:sz="1"/>
+              <w:bottom w:val="single" w:color="CCCCCC" w:sz="1"/>
+              <w:right w:val="single" w:color="CCCCCC" w:sz="1"/>
+            </w:tcBorders>
+            <w:tcMar>
+              <w:top w:type="dxa" w:w="80"/>
+              <w:left w:type="dxa" w:w="120"/>
+              <w:bottom w:type="dxa" w:w="80"/>
+              <w:right w:type="dxa" w:w="120"/>
+            </w:tcMar>
+            <w:vAlign w:val="center"/>
+          </w:tcPr>
+          <w:p>
+            <w:pPr>
+              <w:jc w:val="center"/>
+            </w:pPr>
+            <w:r>
+              <w:rPr>
+                <w:rFonts w:ascii="Arial" w:cs="Arial" w:eastAsia="Arial" w:hAnsi="Arial"/>
+                <w:b w:val="false"/>
+                <w:bCs w:val="false"/>
+                <w:color w:val="333333"/>
+                <w:sz w:val="20"/>
+                <w:szCs w:val="20"/>
+              </w:rPr>
+              <w:t xml:space="preserve">10件/2ヶ月</w:t>
+            </w:r>
+          </w:p>
+        </w:tc>
+        <w:tc>
+          <w:tcPr>
+            <w:tcW w:type="dxa" w:w="2200"/>
+            <w:tcBorders>
+              <w:top w:val="single" w:color="CCCCCC" w:sz="1"/>
+              <w:left w:val="single" w:color="CCCCCC" w:sz="1"/>
+              <w:bottom w:val="single" w:color="CCCCCC" w:sz="1"/>
+              <w:right w:val="single" w:color="CCCCCC" w:sz="1"/>
+            </w:tcBorders>
+            <w:tcMar>
+              <w:top w:type="dxa" w:w="80"/>
+              <w:left w:type="dxa" w:w="120"/>
+              <w:bottom w:type="dxa" w:w="80"/>
+              <w:right w:type="dxa" w:w="120"/>
+            </w:tcMar>
+            <w:vAlign w:val="center"/>
+          </w:tcPr>
+          <w:p>
+            <w:pPr>
+              <w:jc w:val="center"/>
+            </w:pPr>
+            <w:r>
+              <w:rPr>
+                <w:rFonts w:ascii="Arial" w:cs="Arial" w:eastAsia="Arial" w:hAnsi="Arial"/>
+                <w:b/>
+                <w:bCs/>
+                <w:color w:val="27AE60"/>
+                <w:sz w:val="20"/>
+                <w:szCs w:val="20"/>
+              </w:rPr>
+              <w:t xml:space="preserve">3件以下/2ヶ月</w:t>
+            </w:r>
+          </w:p>
+        </w:tc>
+        <w:tc>
+          <w:tcPr>
+            <w:tcW w:type="dxa" w:w="1826"/>
+            <w:tcBorders>
+              <w:top w:val="single" w:color="CCCCCC" w:sz="1"/>
+              <w:left w:val="single" w:color="CCCCCC" w:sz="1"/>
+              <w:bottom w:val="single" w:color="CCCCCC" w:sz="1"/>
+              <w:right w:val="single" w:color="CCCCCC" w:sz="1"/>
+            </w:tcBorders>
+            <w:tcMar>
+              <w:top w:type="dxa" w:w="80"/>
+              <w:left w:type="dxa" w:w="120"/>
+              <w:bottom w:type="dxa" w:w="80"/>
+              <w:right w:type="dxa" w:w="120"/>
+            </w:tcMar>
+            <w:vAlign w:val="center"/>
+          </w:tcPr>
+          <w:p>
+            <w:pPr>
+              <w:jc w:val="center"/>
+            </w:pPr>
+            <w:r>
+              <w:rPr>
+                <w:rFonts w:ascii="Arial" w:cs="Arial" w:eastAsia="Arial" w:hAnsi="Arial"/>
+                <w:b w:val="false"/>
+                <w:bCs w:val="false"/>
+                <w:color w:val="333333"/>
+                <w:sz w:val="20"/>
+                <w:szCs w:val="20"/>
+              </w:rPr>
+              <w:t xml:space="preserve">2026年9月</w:t>
             </w:r>
           </w:p>
         </w:tc>
@@ -7544,7 +7301,7 @@
                 <w:sz w:val="21"/>
                 <w:szCs w:val="21"/>
               </w:rPr>
-              <w:t xml:space="preserve">チサンホテル浜松町は全体平均7.15点（10点換算）、高評価率59.6%と、中程度の評価水準を維持しています。「立地」「コスパ」「朝食」の3つの強みは健在であり、海外OTAでの高評価も安定しています。</w:t>
+              <w:t xml:space="preserve">チサンホテル浜松町は複数路線・複数駅へのアクセスという強固な立地優位性を持ちながら、設備の老朽化（10件）と騒音問題（8件）という根本的な課題を抱えています。全体平均7.15点・低評価率21.3%という数字はこれらの課題を如実に反映しています。</w:t>
             </w:r>
           </w:p>
           <w:p>
@@ -7558,7 +7315,7 @@
                 <w:sz w:val="21"/>
                 <w:szCs w:val="21"/>
               </w:rPr>
-              <w:t xml:space="preserve">一方で、Google（3.08/5点）とじゃらん（3.43/5点）の国内サイト評価に改善余地があり、「設備老朽化」「騒音・防音」「水回り」の3課題が低評価の主因となっています。</w:t>
+              <w:t xml:space="preserve">最も急ぎの対応は安全に関わる設備不具合（浴槽の穴・ヒビ等）の即時修繕と、アクセス案内の改善です。この2点は追加コストなしまたは最小コストで実施でき、Googleでの低評価の主要因を除去できます。</w:t>
             </w:r>
           </w:p>
           <w:p>
@@ -7572,7 +7329,21 @@
                 <w:sz w:val="21"/>
                 <w:szCs w:val="21"/>
               </w:rPr>
-              <w:t xml:space="preserve">Phase 1のオペレーション改善（清掃強化・騒音対策・口コミ返信）を着実に実行し、月次モニタリングで効果を検証しながら、Phase 2・3の施策を計画的に展開していくことを推奨いたします。</w:t>
+              <w:t xml:space="preserve">騒音問題はホテルの評価を最も大きく引き下げている要因であり、Phase 2での防音対策（防音カーテン・二重窓）は優先的に着手すべき投資です。OTAでの事前情報開示も苦情の未然防止に効果的です。</w:t>
+            </w:r>
+          </w:p>
+          <w:p>
+            <w:pPr>
+              <w:spacing w:after="160"/>
+            </w:pPr>
+            <w:r>
+              <w:rPr>
+                <w:rFonts w:ascii="Arial" w:cs="Arial" w:eastAsia="Arial" w:hAnsi="Arial"/>
+                <w:color w:val="333333"/>
+                <w:sz w:val="21"/>
+                <w:szCs w:val="21"/>
+              </w:rPr>
+              <w:t xml:space="preserve">Phase 3の本格リノベーションを実施することで、老朽化という評価の根本原因に対処し、Google・じゃらんでの大幅な評価改善が期待できます。短・中・長期の段階的改善計画を着実に実行することで、2026年9月末までに全体平均7.8点以上の達成を目指します。</w:t>
             </w:r>
           </w:p>
           <w:p>
@@ -7585,7 +7356,7 @@
                 <w:sz w:val="21"/>
                 <w:szCs w:val="21"/>
               </w:rPr>
-              <w:t xml:space="preserve">特にGoogle口コミの改善は集客に直結するため、返信対応の開始と写真・情報の更新を優先的に進めることが重要です。</w:t>
+              <w:t xml:space="preserve">立地という最大の強みを活かしながら、設備品質の改善により「また選びたいホテル」への転換を実現しましょう。</w:t>
             </w:r>
           </w:p>
         </w:tc>
@@ -7871,6 +7642,18 @@
       <w:lvlJc w:val="left"/>
       <w:pPr>
         <w:ind w:left="1440" w:hanging="360"/>
+      </w:pPr>
+    </w:lvl>
+  </w:abstractNum>
+  <w:abstractNum w:abstractNumId="3" w15:restartNumberingAfterBreak="0">
+    <w:multiLevelType w:val="hybridMultilevel"/>
+    <w:lvl w:ilvl="0" w15:tentative="1">
+      <w:start w:val="1"/>
+      <w:numFmt w:val="decimal"/>
+      <w:lvlText w:val="%1."/>
+      <w:lvlJc w:val="left"/>
+      <w:pPr>
+        <w:ind w:left="720" w:hanging="360"/>
       </w:pPr>
     </w:lvl>
   </w:abstractNum>

--- a/納品レポート/ホテル別レポート/チサンホテル浜松町_口コミ分析改善レポート.docx
+++ b/納品レポート/ホテル別レポート/チサンホテル浜松町_口コミ分析改善レポート.docx
@@ -81,7 +81,7 @@
           <w:sz w:val="22"/>
           <w:szCs w:val="22"/>
         </w:rPr>
-        <w:t xml:space="preserve">分析対象期間：2025年12月〜2026年3月</w:t>
+        <w:t xml:space="preserve">分析対象期間：2025年12月〜2026年4月</w:t>
       </w:r>
     </w:p>
     <w:p>
@@ -131,7 +131,7 @@
           <w:sz w:val="20"/>
           <w:szCs w:val="20"/>
         </w:rPr>
-        <w:t xml:space="preserve">作成日：2026年4月3日</w:t>
+        <w:t xml:space="preserve">作成日：2026年4月12日</w:t>
       </w:r>
     </w:p>
     <w:p>
@@ -189,7 +189,7 @@
           <w:sz w:val="21"/>
           <w:szCs w:val="21"/>
         </w:rPr>
-        <w:t xml:space="preserve">2025年12月〜2026年3月に各OTAサイト・口コミサイトに投稿された54件のレビューを包括的に分析しました。以下が主要な発見事項です。</w:t>
+        <w:t xml:space="preserve">2025年12月〜2026年4月に各OTAサイト・口コミサイトに投稿された54件のレビューを包括的に分析しました。以下が主要な発見事項です。</w:t>
       </w:r>
     </w:p>
     <w:p>
@@ -7772,7 +7772,7 @@
                 <w:sz w:val="21"/>
                 <w:szCs w:val="21"/>
               </w:rPr>
-              <w:t xml:space="preserve">本分析では、チサンホテル浜松町の2025年12月〜2026年3月の口コミ54件を包括的に評価しました。総合評価6.52点（10点換算）、高評価率46.3%という結果から、当ホテルのサービス品質は概ね高い水準にあることが確認できます。</w:t>
+              <w:t xml:space="preserve">本分析では、チサンホテル浜松町の2025年12月〜2026年4月の口コミ54件を包括的に評価しました。総合評価6.52点（10点換算）、高評価率46.3%という結果から、当ホテルのサービス品質は概ね高い水準にあることが確認できます。</w:t>
             </w:r>
           </w:p>
           <w:p>
